--- a/kelompok 3 ragam dialog/BAB 4 RAGAM DIALOG REVISI.docx
+++ b/kelompok 3 ragam dialog/BAB 4 RAGAM DIALOG REVISI.docx
@@ -1,11 +1,12 @@
 
 <file path=word/document.xml><?xml version="1.0" encoding="utf-8"?>
-<w:document xmlns:wpc="http://schemas.microsoft.com/office/word/2010/wordprocessingCanvas" xmlns:cx="http://schemas.microsoft.com/office/drawing/2014/chartex" xmlns:cx1="http://schemas.microsoft.com/office/drawing/2015/9/8/chartex" xmlns:cx2="http://schemas.microsoft.com/office/drawing/2015/10/21/chartex" xmlns:cx3="http://schemas.microsoft.com/office/drawing/2016/5/9/chartex" xmlns:cx4="http://schemas.microsoft.com/office/drawing/2016/5/10/chartex" xmlns:cx5="http://schemas.microsoft.com/office/drawing/2016/5/11/chartex" xmlns:cx6="http://schemas.microsoft.com/office/drawing/2016/5/12/chartex" xmlns:cx7="http://schemas.microsoft.com/office/drawing/2016/5/13/chartex" xmlns:cx8="http://schemas.microsoft.com/office/drawing/2016/5/14/chartex" xmlns:mc="http://schemas.openxmlformats.org/markup-compatibility/2006" xmlns:aink="http://schemas.microsoft.com/office/drawing/2016/ink" xmlns:am3d="http://schemas.microsoft.com/office/drawing/2017/model3d" xmlns:o="urn:schemas-microsoft-com:office:office" xmlns:r="http://schemas.openxmlformats.org/officeDocument/2006/relationships" xmlns:m="http://schemas.openxmlformats.org/officeDocument/2006/math" xmlns:v="urn:schemas-microsoft-com:vml" xmlns:wp14="http://schemas.microsoft.com/office/word/2010/wordprocessingDrawing" xmlns:wp="http://schemas.openxmlformats.org/drawingml/2006/wordprocessingDrawing" xmlns:w10="urn:schemas-microsoft-com:office:word" xmlns:w="http://schemas.openxmlformats.org/wordprocessingml/2006/main" xmlns:w14="http://schemas.microsoft.com/office/word/2010/wordml" xmlns:w15="http://schemas.microsoft.com/office/word/2012/wordml" xmlns:w16cid="http://schemas.microsoft.com/office/word/2016/wordml/cid" xmlns:w16se="http://schemas.microsoft.com/office/word/2015/wordml/symex" xmlns:wpg="http://schemas.microsoft.com/office/word/2010/wordprocessingGroup" xmlns:wpi="http://schemas.microsoft.com/office/word/2010/wordprocessingInk" xmlns:wne="http://schemas.microsoft.com/office/word/2006/wordml" xmlns:wps="http://schemas.microsoft.com/office/word/2010/wordprocessingShape" mc:Ignorable="w14 w15 w16se w16cid wp14">
+<w:document xmlns:wpc="http://schemas.microsoft.com/office/word/2010/wordprocessingCanvas" xmlns:cx="http://schemas.microsoft.com/office/drawing/2014/chartex" xmlns:cx1="http://schemas.microsoft.com/office/drawing/2015/9/8/chartex" xmlns:cx2="http://schemas.microsoft.com/office/drawing/2015/10/21/chartex" xmlns:cx3="http://schemas.microsoft.com/office/drawing/2016/5/9/chartex" xmlns:cx4="http://schemas.microsoft.com/office/drawing/2016/5/10/chartex" xmlns:cx5="http://schemas.microsoft.com/office/drawing/2016/5/11/chartex" xmlns:cx6="http://schemas.microsoft.com/office/drawing/2016/5/12/chartex" xmlns:cx7="http://schemas.microsoft.com/office/drawing/2016/5/13/chartex" xmlns:cx8="http://schemas.microsoft.com/office/drawing/2016/5/14/chartex" xmlns:mc="http://schemas.openxmlformats.org/markup-compatibility/2006" xmlns:aink="http://schemas.microsoft.com/office/drawing/2016/ink" xmlns:am3d="http://schemas.microsoft.com/office/drawing/2017/model3d" xmlns:o="urn:schemas-microsoft-com:office:office" xmlns:oel="http://schemas.microsoft.com/office/2019/extlst" xmlns:r="http://schemas.openxmlformats.org/officeDocument/2006/relationships" xmlns:m="http://schemas.openxmlformats.org/officeDocument/2006/math" xmlns:v="urn:schemas-microsoft-com:vml" xmlns:wp14="http://schemas.microsoft.com/office/word/2010/wordprocessingDrawing" xmlns:wp="http://schemas.openxmlformats.org/drawingml/2006/wordprocessingDrawing" xmlns:w10="urn:schemas-microsoft-com:office:word" xmlns:w="http://schemas.openxmlformats.org/wordprocessingml/2006/main" xmlns:w14="http://schemas.microsoft.com/office/word/2010/wordml" xmlns:w15="http://schemas.microsoft.com/office/word/2012/wordml" xmlns:w16cex="http://schemas.microsoft.com/office/word/2018/wordml/cex" xmlns:w16cid="http://schemas.microsoft.com/office/word/2016/wordml/cid" xmlns:w16="http://schemas.microsoft.com/office/word/2018/wordml" xmlns:w16du="http://schemas.microsoft.com/office/word/2023/wordml/word16du" xmlns:w16sdtdh="http://schemas.microsoft.com/office/word/2020/wordml/sdtdatahash" xmlns:w16sdtfl="http://schemas.microsoft.com/office/word/2024/wordml/sdtformatlock" xmlns:w16se="http://schemas.microsoft.com/office/word/2015/wordml/symex" xmlns:wpg="http://schemas.microsoft.com/office/word/2010/wordprocessingGroup" xmlns:wpi="http://schemas.microsoft.com/office/word/2010/wordprocessingInk" xmlns:wne="http://schemas.microsoft.com/office/word/2006/wordml" xmlns:wps="http://schemas.microsoft.com/office/word/2010/wordprocessingShape" mc:Ignorable="w14 w15 w16se w16cid w16 w16cex w16sdtdh w16sdtfl w16du wp14">
   <w:body>
     <w:p>
       <w:pPr>
         <w:spacing w:after="3" w:line="262" w:lineRule="auto"/>
         <w:ind w:right="4"/>
+        <w:jc w:val="center"/>
         <w:rPr>
           <w:rFonts w:eastAsia="Calibri"/>
           <w:sz w:val="40"/>
@@ -25,6 +26,7 @@
       <w:pPr>
         <w:spacing w:after="3" w:line="262" w:lineRule="auto"/>
         <w:ind w:right="4"/>
+        <w:jc w:val="center"/>
         <w:rPr>
           <w:rFonts w:eastAsia="Calibri"/>
           <w:sz w:val="40"/>
@@ -63,23 +65,7 @@
           <w:rFonts w:ascii="Calibri" w:eastAsia="Calibri" w:hAnsi="Calibri" w:cs="Calibri"/>
           <w:sz w:val="35"/>
         </w:rPr>
-        <w:t xml:space="preserve">4.1 </w:t>
-      </w:r>
-      <w:proofErr w:type="spellStart"/>
-      <w:r>
-        <w:rPr>
-          <w:rFonts w:ascii="Calibri" w:eastAsia="Calibri" w:hAnsi="Calibri" w:cs="Calibri"/>
-          <w:sz w:val="35"/>
-        </w:rPr>
-        <w:t>Pendahuluan</w:t>
-      </w:r>
-      <w:proofErr w:type="spellEnd"/>
-      <w:r>
-        <w:rPr>
-          <w:rFonts w:ascii="Calibri" w:eastAsia="Calibri" w:hAnsi="Calibri" w:cs="Calibri"/>
-          <w:sz w:val="35"/>
-        </w:rPr>
-        <w:t xml:space="preserve"> </w:t>
+        <w:t xml:space="preserve">4.1 Pendahuluan </w:t>
       </w:r>
     </w:p>
     <w:p>
@@ -230,85 +216,20 @@
         </w:sectPr>
       </w:pPr>
       <w:r>
-        <w:t xml:space="preserve">Inisiatif merupakan sifat dasar dari sembarang dialog, karena inisiatif akan menentukan keseluruhan ragam komunikasi sehingga dapat ditentukan tipe – tipe pengguna yang dituju oleh sistem yang dibangun. Dua jenis inisiatif yang paling sering digunakan oleh komputer, adalah inisiatif oleh komputer dan inisiatif oleh pengguna. Dalam inisiatif komputer, pengguna memberikan </w:t>
-      </w:r>
-      <w:proofErr w:type="spellStart"/>
-      <w:r>
-        <w:t>tanggapan</w:t>
-      </w:r>
-      <w:proofErr w:type="spellEnd"/>
-      <w:r>
-        <w:t xml:space="preserve"> </w:t>
-      </w:r>
-      <w:proofErr w:type="spellStart"/>
-      <w:r>
-        <w:t>atas</w:t>
-      </w:r>
-      <w:proofErr w:type="spellEnd"/>
-      <w:r>
-        <w:t xml:space="preserve"> prompt ya</w:t>
+        <w:t>Inisiatif merupakan sifat dasar dari sembarang dialog, karena inisiatif akan menentukan keseluruhan ragam komunikasi sehingga dapat ditentukan tipe – tipe pengguna yang dituju oleh sistem yang dibangun. Dua jenis inisiatif yang paling sering digunakan oleh komputer, adalah inisiatif oleh komputer dan inisiatif oleh pengguna. Dalam inisiatif komputer, pengguna memberikan tanggapan atas prompt ya</w:t>
       </w:r>
       <w:r>
         <w:t>n</w:t>
       </w:r>
       <w:r>
-        <w:t xml:space="preserve">g </w:t>
-      </w:r>
-      <w:proofErr w:type="spellStart"/>
-      <w:r>
-        <w:t>berika</w:t>
-      </w:r>
-      <w:r>
-        <w:t>n</w:t>
-      </w:r>
-      <w:proofErr w:type="spellEnd"/>
-      <w:r>
-        <w:t xml:space="preserve"> </w:t>
-      </w:r>
-      <w:r>
-        <w:t xml:space="preserve">oleh </w:t>
-      </w:r>
-      <w:proofErr w:type="spellStart"/>
-      <w:r>
-        <w:t>komputer</w:t>
-      </w:r>
-      <w:proofErr w:type="spellEnd"/>
-      <w:r>
-        <w:t xml:space="preserve"> </w:t>
-      </w:r>
-      <w:proofErr w:type="spellStart"/>
-      <w:r>
-        <w:t>untuk</w:t>
-      </w:r>
-      <w:proofErr w:type="spellEnd"/>
-      <w:r>
-        <w:t xml:space="preserve"> </w:t>
-      </w:r>
-      <w:proofErr w:type="spellStart"/>
-      <w:r>
-        <w:t>memasukkan</w:t>
-      </w:r>
-      <w:proofErr w:type="spellEnd"/>
-      <w:r>
-        <w:t xml:space="preserve"> </w:t>
-      </w:r>
-      <w:proofErr w:type="spellStart"/>
-      <w:r>
-        <w:t>perintah</w:t>
-      </w:r>
-      <w:proofErr w:type="spellEnd"/>
-      <w:r>
-        <w:t xml:space="preserve"> </w:t>
-      </w:r>
-      <w:proofErr w:type="spellStart"/>
-      <w:r>
-        <w:t>atau</w:t>
-      </w:r>
-      <w:proofErr w:type="spellEnd"/>
-      <w:r>
-        <w:t xml:space="preserve"> parameter </w:t>
-      </w:r>
-      <w:proofErr w:type="spellStart"/>
+        <w:t>g berika</w:t>
+      </w:r>
+      <w:r>
+        <w:t xml:space="preserve">n </w:t>
+      </w:r>
+      <w:r>
+        <w:t xml:space="preserve">oleh komputer untuk memasukkan perintah atau parameter </w:t>
+      </w:r>
       <w:proofErr w:type="gramStart"/>
       <w:r>
         <w:t>perintah.</w:t>
@@ -316,27 +237,10 @@
       <w:r>
         <w:t>Inisiatif</w:t>
       </w:r>
-      <w:proofErr w:type="spellEnd"/>
       <w:proofErr w:type="gramEnd"/>
       <w:r>
-        <w:t xml:space="preserve"> oleh </w:t>
-      </w:r>
-      <w:proofErr w:type="spellStart"/>
-      <w:r>
-        <w:t>komputer</w:t>
-      </w:r>
-      <w:proofErr w:type="spellEnd"/>
-      <w:r>
-        <w:t xml:space="preserve">, </w:t>
-      </w:r>
-      <w:proofErr w:type="spellStart"/>
-      <w:r>
-        <w:t>penggun</w:t>
-      </w:r>
-      <w:r>
-        <w:t>a</w:t>
-      </w:r>
-      <w:proofErr w:type="spellEnd"/>
+        <w:t xml:space="preserve"> oleh komputer, pengguna</w:t>
+      </w:r>
     </w:p>
     <w:p>
       <w:pPr>
@@ -780,7 +684,7 @@
       <w:pPr>
         <w:spacing w:after="75" w:line="259" w:lineRule="auto"/>
         <w:ind w:left="244" w:right="0"/>
-        <w:jc w:val="left"/>
+        <w:jc w:val="center"/>
       </w:pPr>
       <w:r>
         <w:rPr>
@@ -826,6 +730,7 @@
       <w:pPr>
         <w:spacing w:after="134"/>
         <w:ind w:left="14" w:right="6"/>
+        <w:jc w:val="center"/>
       </w:pPr>
       <w:r>
         <w:rPr>
@@ -834,7 +739,26 @@
         <w:t>Gambar 4.1:</w:t>
       </w:r>
       <w:r>
-        <w:t xml:space="preserve"> Contoh penggunaan perintah tunggal pada CMD(Santoso, 2009) </w:t>
+        <w:t xml:space="preserve"> </w:t>
+      </w:r>
+      <w:commentRangeStart w:id="3"/>
+      <w:r>
+        <w:t xml:space="preserve">Contoh penggunaan perintah tunggal pada </w:t>
+      </w:r>
+      <w:proofErr w:type="gramStart"/>
+      <w:r>
+        <w:t>CMD(</w:t>
+      </w:r>
+      <w:proofErr w:type="gramEnd"/>
+      <w:r>
+        <w:t>Santoso, 2009)</w:t>
+      </w:r>
+      <w:commentRangeEnd w:id="3"/>
+      <w:r>
+        <w:rPr>
+          <w:rStyle w:val="CommentReference"/>
+        </w:rPr>
+        <w:commentReference w:id="3"/>
       </w:r>
     </w:p>
     <w:p>
@@ -957,31 +881,7 @@
         <w:ind w:left="14" w:right="6"/>
       </w:pPr>
       <w:r>
-        <w:t xml:space="preserve">Cara lain untuk menentukan pilihan pada daftar menu datar adalah menggunakan suatu mekanisme yang disebut tanda terang ( highlight marker ) yang dapat digerakkan pada semua pilihan yang ada dilayar. Dengan cara ini, pengguna – dengan bantuan tombol khusus seperti __, -, --, atau dengan menggunakan mouse – menempatkan tanda terang ke suatyu pilihan yang ia inginkan. Kemudian, pengguna harus menekan tombol enter atau mengKlik mouse </w:t>
-      </w:r>
-      <w:proofErr w:type="spellStart"/>
-      <w:r>
-        <w:t>untuk</w:t>
-      </w:r>
-      <w:proofErr w:type="spellEnd"/>
-      <w:r>
-        <w:t xml:space="preserve"> </w:t>
-      </w:r>
-      <w:proofErr w:type="spellStart"/>
-      <w:r>
-        <w:t>mengkonfirmasikan</w:t>
-      </w:r>
-      <w:proofErr w:type="spellEnd"/>
-      <w:r>
-        <w:t xml:space="preserve"> </w:t>
-      </w:r>
-      <w:proofErr w:type="spellStart"/>
-      <w:r>
-        <w:t>pilihannya</w:t>
-      </w:r>
-      <w:proofErr w:type="spellEnd"/>
-      <w:r>
-        <w:t>.</w:t>
+        <w:t>Cara lain untuk menentukan pilihan pada daftar menu datar adalah menggunakan suatu mekanisme yang disebut tanda terang ( highlight marker ) yang dapat digerakkan pada semua pilihan yang ada dilayar. Dengan cara ini, pengguna – dengan bantuan tombol khusus seperti __, -, --, atau dengan menggunakan mouse – menempatkan tanda terang ke suatyu pilihan yang ia inginkan. Kemudian, pengguna harus menekan tombol enter atau mengKlik mouse untuk mengkonfirmasikan pilihannya.</w:t>
       </w:r>
     </w:p>
     <w:p>
@@ -1177,7 +1077,7 @@
                     <pic:cNvPicPr/>
                   </pic:nvPicPr>
                   <pic:blipFill>
-                    <a:blip r:embed="rId11"/>
+                    <a:blip r:embed="rId15"/>
                     <a:stretch>
                       <a:fillRect/>
                     </a:stretch>
@@ -1264,37 +1164,8 @@
       <w:r>
         <w:t xml:space="preserve">   </w:t>
       </w:r>
-      <w:proofErr w:type="spellStart"/>
-      <w:r>
-        <w:t>Penampilan</w:t>
-      </w:r>
-      <w:proofErr w:type="spellEnd"/>
-      <w:r>
-        <w:t xml:space="preserve"> </w:t>
-      </w:r>
-      <w:proofErr w:type="spellStart"/>
-      <w:r>
-        <w:t>lebih</w:t>
-      </w:r>
-      <w:proofErr w:type="spellEnd"/>
-      <w:r>
-        <w:t xml:space="preserve"> </w:t>
-      </w:r>
-      <w:proofErr w:type="spellStart"/>
-      <w:r>
-        <w:t>banyak</w:t>
-      </w:r>
-      <w:proofErr w:type="spellEnd"/>
-      <w:r>
-        <w:t xml:space="preserve"> </w:t>
-      </w:r>
-      <w:proofErr w:type="spellStart"/>
-      <w:r>
-        <w:t>informasi</w:t>
-      </w:r>
-      <w:proofErr w:type="spellEnd"/>
-      <w:r>
-        <w:t xml:space="preserve">  </w:t>
+      <w:r>
+        <w:t xml:space="preserve">Penampilan lebih banyak informasi  </w:t>
       </w:r>
     </w:p>
     <w:p>
@@ -1397,21 +1268,8 @@
         </w:rPr>
         <w:t xml:space="preserve"> </w:t>
       </w:r>
-      <w:proofErr w:type="spellStart"/>
-      <w:r>
-        <w:t>Jenis</w:t>
-      </w:r>
-      <w:proofErr w:type="spellEnd"/>
-      <w:r>
-        <w:t xml:space="preserve"> – </w:t>
-      </w:r>
-      <w:proofErr w:type="spellStart"/>
-      <w:r>
-        <w:t>jenis</w:t>
-      </w:r>
-      <w:proofErr w:type="spellEnd"/>
-      <w:r>
-        <w:t xml:space="preserve"> jendela </w:t>
+      <w:r>
+        <w:t xml:space="preserve">Jenis – jenis jendela </w:t>
       </w:r>
       <w:proofErr w:type="gramStart"/>
       <w:r>
@@ -1419,7 +1277,15 @@
       </w:r>
       <w:proofErr w:type="gramEnd"/>
       <w:r>
-        <w:t xml:space="preserve"> ) : </w:t>
+        <w:t xml:space="preserve"> </w:t>
+      </w:r>
+      <w:proofErr w:type="gramStart"/>
+      <w:r>
+        <w:t>) :</w:t>
+      </w:r>
+      <w:proofErr w:type="gramEnd"/>
+      <w:r>
+        <w:t xml:space="preserve"> </w:t>
       </w:r>
     </w:p>
     <w:p>
@@ -1458,7 +1324,7 @@
                     <pic:cNvPicPr/>
                   </pic:nvPicPr>
                   <pic:blipFill>
-                    <a:blip r:embed="rId12"/>
+                    <a:blip r:embed="rId16"/>
                     <a:stretch>
                       <a:fillRect/>
                     </a:stretch>
@@ -1540,7 +1406,7 @@
                     <pic:cNvPicPr/>
                   </pic:nvPicPr>
                   <pic:blipFill>
-                    <a:blip r:embed="rId13"/>
+                    <a:blip r:embed="rId17"/>
                     <a:stretch>
                       <a:fillRect/>
                     </a:stretch>
@@ -1645,7 +1511,7 @@
                     <pic:cNvPicPr/>
                   </pic:nvPicPr>
                   <pic:blipFill>
-                    <a:blip r:embed="rId14"/>
+                    <a:blip r:embed="rId18"/>
                     <a:stretch>
                       <a:fillRect/>
                     </a:stretch>
@@ -1902,7 +1768,7 @@
                     <pic:cNvPicPr/>
                   </pic:nvPicPr>
                   <pic:blipFill>
-                    <a:blip r:embed="rId15"/>
+                    <a:blip r:embed="rId19"/>
                     <a:stretch>
                       <a:fillRect/>
                     </a:stretch>
@@ -1941,9 +1807,9 @@
         <w:spacing w:after="99"/>
         <w:ind w:left="121" w:right="6"/>
         <w:sectPr>
-          <w:headerReference w:type="even" r:id="rId16"/>
-          <w:headerReference w:type="default" r:id="rId17"/>
-          <w:headerReference w:type="first" r:id="rId18"/>
+          <w:headerReference w:type="even" r:id="rId20"/>
+          <w:headerReference w:type="default" r:id="rId21"/>
+          <w:headerReference w:type="first" r:id="rId22"/>
           <w:pgSz w:w="9184" w:h="12983"/>
           <w:pgMar w:top="1091" w:right="1339" w:bottom="822" w:left="1307" w:header="760" w:footer="720" w:gutter="0"/>
           <w:cols w:space="720"/>
@@ -1966,13 +1832,11 @@
         <w:ind w:right="0"/>
         <w:jc w:val="left"/>
       </w:pPr>
-      <w:bookmarkStart w:id="3" w:name="_GoBack"/>
-      <w:bookmarkEnd w:id="3"/>
     </w:p>
     <w:sectPr>
-      <w:headerReference w:type="even" r:id="rId19"/>
-      <w:headerReference w:type="default" r:id="rId20"/>
-      <w:headerReference w:type="first" r:id="rId21"/>
+      <w:headerReference w:type="even" r:id="rId23"/>
+      <w:headerReference w:type="default" r:id="rId24"/>
+      <w:headerReference w:type="first" r:id="rId25"/>
       <w:pgSz w:w="9184" w:h="12983"/>
       <w:pgMar w:top="1091" w:right="1337" w:bottom="804" w:left="1307" w:header="720" w:footer="720" w:gutter="0"/>
       <w:cols w:space="720"/>
@@ -1982,8 +1846,48 @@
 </w:document>
 </file>
 
+<file path=word/comments.xml><?xml version="1.0" encoding="utf-8"?>
+<w:comments xmlns:wpc="http://schemas.microsoft.com/office/word/2010/wordprocessingCanvas" xmlns:cx="http://schemas.microsoft.com/office/drawing/2014/chartex" xmlns:cx1="http://schemas.microsoft.com/office/drawing/2015/9/8/chartex" xmlns:cx2="http://schemas.microsoft.com/office/drawing/2015/10/21/chartex" xmlns:cx3="http://schemas.microsoft.com/office/drawing/2016/5/9/chartex" xmlns:cx4="http://schemas.microsoft.com/office/drawing/2016/5/10/chartex" xmlns:cx5="http://schemas.microsoft.com/office/drawing/2016/5/11/chartex" xmlns:cx6="http://schemas.microsoft.com/office/drawing/2016/5/12/chartex" xmlns:cx7="http://schemas.microsoft.com/office/drawing/2016/5/13/chartex" xmlns:cx8="http://schemas.microsoft.com/office/drawing/2016/5/14/chartex" xmlns:mc="http://schemas.openxmlformats.org/markup-compatibility/2006" xmlns:aink="http://schemas.microsoft.com/office/drawing/2016/ink" xmlns:am3d="http://schemas.microsoft.com/office/drawing/2017/model3d" xmlns:o="urn:schemas-microsoft-com:office:office" xmlns:oel="http://schemas.microsoft.com/office/2019/extlst" xmlns:r="http://schemas.openxmlformats.org/officeDocument/2006/relationships" xmlns:m="http://schemas.openxmlformats.org/officeDocument/2006/math" xmlns:v="urn:schemas-microsoft-com:vml" xmlns:wp14="http://schemas.microsoft.com/office/word/2010/wordprocessingDrawing" xmlns:wp="http://schemas.openxmlformats.org/drawingml/2006/wordprocessingDrawing" xmlns:w10="urn:schemas-microsoft-com:office:word" xmlns:w="http://schemas.openxmlformats.org/wordprocessingml/2006/main" xmlns:w14="http://schemas.microsoft.com/office/word/2010/wordml" xmlns:w15="http://schemas.microsoft.com/office/word/2012/wordml" xmlns:w16cex="http://schemas.microsoft.com/office/word/2018/wordml/cex" xmlns:w16cid="http://schemas.microsoft.com/office/word/2016/wordml/cid" xmlns:w16="http://schemas.microsoft.com/office/word/2018/wordml" xmlns:w16du="http://schemas.microsoft.com/office/word/2023/wordml/word16du" xmlns:w16sdtdh="http://schemas.microsoft.com/office/word/2020/wordml/sdtdatahash" xmlns:w16sdtfl="http://schemas.microsoft.com/office/word/2024/wordml/sdtformatlock" xmlns:w16se="http://schemas.microsoft.com/office/word/2015/wordml/symex" xmlns:wpg="http://schemas.microsoft.com/office/word/2010/wordprocessingGroup" xmlns:wpi="http://schemas.microsoft.com/office/word/2010/wordprocessingInk" xmlns:wne="http://schemas.microsoft.com/office/word/2006/wordml" xmlns:wps="http://schemas.microsoft.com/office/word/2010/wordprocessingShape" mc:Ignorable="w14 w15 w16se w16cid w16 w16cex w16sdtdh w16sdtfl w16du wp14">
+  <w:comment w:id="3" w:author="Ary Budi Warsito" w:date="2025-05-08T14:07:00Z" w:initials="AB">
+    <w:p>
+      <w:pPr>
+        <w:pStyle w:val="CommentText"/>
+        <w:jc w:val="left"/>
+      </w:pPr>
+      <w:r>
+        <w:rPr>
+          <w:rStyle w:val="CommentReference"/>
+        </w:rPr>
+        <w:annotationRef/>
+      </w:r>
+      <w:r>
+        <w:t>perbaiki</w:t>
+      </w:r>
+    </w:p>
+  </w:comment>
+</w:comments>
+</file>
+
+<file path=word/commentsExtended.xml><?xml version="1.0" encoding="utf-8"?>
+<w15:commentsEx xmlns:wpc="http://schemas.microsoft.com/office/word/2010/wordprocessingCanvas" xmlns:cx="http://schemas.microsoft.com/office/drawing/2014/chartex" xmlns:cx1="http://schemas.microsoft.com/office/drawing/2015/9/8/chartex" xmlns:cx2="http://schemas.microsoft.com/office/drawing/2015/10/21/chartex" xmlns:cx3="http://schemas.microsoft.com/office/drawing/2016/5/9/chartex" xmlns:cx4="http://schemas.microsoft.com/office/drawing/2016/5/10/chartex" xmlns:cx5="http://schemas.microsoft.com/office/drawing/2016/5/11/chartex" xmlns:cx6="http://schemas.microsoft.com/office/drawing/2016/5/12/chartex" xmlns:cx7="http://schemas.microsoft.com/office/drawing/2016/5/13/chartex" xmlns:cx8="http://schemas.microsoft.com/office/drawing/2016/5/14/chartex" xmlns:mc="http://schemas.openxmlformats.org/markup-compatibility/2006" xmlns:aink="http://schemas.microsoft.com/office/drawing/2016/ink" xmlns:am3d="http://schemas.microsoft.com/office/drawing/2017/model3d" xmlns:o="urn:schemas-microsoft-com:office:office" xmlns:oel="http://schemas.microsoft.com/office/2019/extlst" xmlns:r="http://schemas.openxmlformats.org/officeDocument/2006/relationships" xmlns:m="http://schemas.openxmlformats.org/officeDocument/2006/math" xmlns:v="urn:schemas-microsoft-com:vml" xmlns:wp14="http://schemas.microsoft.com/office/word/2010/wordprocessingDrawing" xmlns:wp="http://schemas.openxmlformats.org/drawingml/2006/wordprocessingDrawing" xmlns:w10="urn:schemas-microsoft-com:office:word" xmlns:w="http://schemas.openxmlformats.org/wordprocessingml/2006/main" xmlns:w14="http://schemas.microsoft.com/office/word/2010/wordml" xmlns:w15="http://schemas.microsoft.com/office/word/2012/wordml" xmlns:w16cex="http://schemas.microsoft.com/office/word/2018/wordml/cex" xmlns:w16cid="http://schemas.microsoft.com/office/word/2016/wordml/cid" xmlns:w16="http://schemas.microsoft.com/office/word/2018/wordml" xmlns:w16du="http://schemas.microsoft.com/office/word/2023/wordml/word16du" xmlns:w16sdtdh="http://schemas.microsoft.com/office/word/2020/wordml/sdtdatahash" xmlns:w16sdtfl="http://schemas.microsoft.com/office/word/2024/wordml/sdtformatlock" xmlns:w16se="http://schemas.microsoft.com/office/word/2015/wordml/symex" xmlns:wpg="http://schemas.microsoft.com/office/word/2010/wordprocessingGroup" xmlns:wpi="http://schemas.microsoft.com/office/word/2010/wordprocessingInk" xmlns:wne="http://schemas.microsoft.com/office/word/2006/wordml" xmlns:wps="http://schemas.microsoft.com/office/word/2010/wordprocessingShape" mc:Ignorable="w14 w15 w16se w16cid w16 w16cex w16sdtdh w16sdtfl w16du wp14">
+  <w15:commentEx w15:paraId="4DF2B949" w15:done="0"/>
+</w15:commentsEx>
+</file>
+
+<file path=word/commentsExtensible.xml><?xml version="1.0" encoding="utf-8"?>
+<w16cex:commentsExtensible xmlns:wpc="http://schemas.microsoft.com/office/word/2010/wordprocessingCanvas" xmlns:cx="http://schemas.microsoft.com/office/drawing/2014/chartex" xmlns:cx1="http://schemas.microsoft.com/office/drawing/2015/9/8/chartex" xmlns:cx2="http://schemas.microsoft.com/office/drawing/2015/10/21/chartex" xmlns:cx3="http://schemas.microsoft.com/office/drawing/2016/5/9/chartex" xmlns:cx4="http://schemas.microsoft.com/office/drawing/2016/5/10/chartex" xmlns:cx5="http://schemas.microsoft.com/office/drawing/2016/5/11/chartex" xmlns:cx6="http://schemas.microsoft.com/office/drawing/2016/5/12/chartex" xmlns:cx7="http://schemas.microsoft.com/office/drawing/2016/5/13/chartex" xmlns:cx8="http://schemas.microsoft.com/office/drawing/2016/5/14/chartex" xmlns:cr="http://schemas.microsoft.com/office/comments/2020/reactions" xmlns:mc="http://schemas.openxmlformats.org/markup-compatibility/2006" xmlns:aink="http://schemas.microsoft.com/office/drawing/2016/ink" xmlns:am3d="http://schemas.microsoft.com/office/drawing/2017/model3d" xmlns:o="urn:schemas-microsoft-com:office:office" xmlns:oel="http://schemas.microsoft.com/office/2019/extlst" xmlns:r="http://schemas.openxmlformats.org/officeDocument/2006/relationships" xmlns:m="http://schemas.openxmlformats.org/officeDocument/2006/math" xmlns:v="urn:schemas-microsoft-com:vml" xmlns:wp14="http://schemas.microsoft.com/office/word/2010/wordprocessingDrawing" xmlns:wp="http://schemas.openxmlformats.org/drawingml/2006/wordprocessingDrawing" xmlns:w10="urn:schemas-microsoft-com:office:word" xmlns:w="http://schemas.openxmlformats.org/wordprocessingml/2006/main" xmlns:w14="http://schemas.microsoft.com/office/word/2010/wordml" xmlns:w15="http://schemas.microsoft.com/office/word/2012/wordml" xmlns:w16cex="http://schemas.microsoft.com/office/word/2018/wordml/cex" xmlns:w16cid="http://schemas.microsoft.com/office/word/2016/wordml/cid" xmlns:w16="http://schemas.microsoft.com/office/word/2018/wordml" xmlns:w16du="http://schemas.microsoft.com/office/word/2023/wordml/word16du" xmlns:w16sdtdh="http://schemas.microsoft.com/office/word/2020/wordml/sdtdatahash" xmlns:w16sdtfl="http://schemas.microsoft.com/office/word/2024/wordml/sdtformatlock" xmlns:w16se="http://schemas.microsoft.com/office/word/2015/wordml/symex" xmlns:wpg="http://schemas.microsoft.com/office/word/2010/wordprocessingGroup" xmlns:wpi="http://schemas.microsoft.com/office/word/2010/wordprocessingInk" xmlns:wne="http://schemas.microsoft.com/office/word/2006/wordml" xmlns:wps="http://schemas.microsoft.com/office/word/2010/wordprocessingShape" mc:Ignorable="w14 w15 w16se w16cid w16 w16cex w16sdtdh w16sdtfl cr w16du wp14">
+  <w16cex:commentExtensible w16cex:durableId="4B58F6BF" w16cex:dateUtc="2025-05-08T07:07:00Z"/>
+</w16cex:commentsExtensible>
+</file>
+
+<file path=word/commentsIds.xml><?xml version="1.0" encoding="utf-8"?>
+<w16cid:commentsIds xmlns:wpc="http://schemas.microsoft.com/office/word/2010/wordprocessingCanvas" xmlns:cx="http://schemas.microsoft.com/office/drawing/2014/chartex" xmlns:cx1="http://schemas.microsoft.com/office/drawing/2015/9/8/chartex" xmlns:cx2="http://schemas.microsoft.com/office/drawing/2015/10/21/chartex" xmlns:cx3="http://schemas.microsoft.com/office/drawing/2016/5/9/chartex" xmlns:cx4="http://schemas.microsoft.com/office/drawing/2016/5/10/chartex" xmlns:cx5="http://schemas.microsoft.com/office/drawing/2016/5/11/chartex" xmlns:cx6="http://schemas.microsoft.com/office/drawing/2016/5/12/chartex" xmlns:cx7="http://schemas.microsoft.com/office/drawing/2016/5/13/chartex" xmlns:cx8="http://schemas.microsoft.com/office/drawing/2016/5/14/chartex" xmlns:mc="http://schemas.openxmlformats.org/markup-compatibility/2006" xmlns:aink="http://schemas.microsoft.com/office/drawing/2016/ink" xmlns:am3d="http://schemas.microsoft.com/office/drawing/2017/model3d" xmlns:o="urn:schemas-microsoft-com:office:office" xmlns:oel="http://schemas.microsoft.com/office/2019/extlst" xmlns:r="http://schemas.openxmlformats.org/officeDocument/2006/relationships" xmlns:m="http://schemas.openxmlformats.org/officeDocument/2006/math" xmlns:v="urn:schemas-microsoft-com:vml" xmlns:wp14="http://schemas.microsoft.com/office/word/2010/wordprocessingDrawing" xmlns:wp="http://schemas.openxmlformats.org/drawingml/2006/wordprocessingDrawing" xmlns:w10="urn:schemas-microsoft-com:office:word" xmlns:w="http://schemas.openxmlformats.org/wordprocessingml/2006/main" xmlns:w14="http://schemas.microsoft.com/office/word/2010/wordml" xmlns:w15="http://schemas.microsoft.com/office/word/2012/wordml" xmlns:w16cex="http://schemas.microsoft.com/office/word/2018/wordml/cex" xmlns:w16cid="http://schemas.microsoft.com/office/word/2016/wordml/cid" xmlns:w16="http://schemas.microsoft.com/office/word/2018/wordml" xmlns:w16du="http://schemas.microsoft.com/office/word/2023/wordml/word16du" xmlns:w16sdtdh="http://schemas.microsoft.com/office/word/2020/wordml/sdtdatahash" xmlns:w16sdtfl="http://schemas.microsoft.com/office/word/2024/wordml/sdtformatlock" xmlns:w16se="http://schemas.microsoft.com/office/word/2015/wordml/symex" xmlns:wpg="http://schemas.microsoft.com/office/word/2010/wordprocessingGroup" xmlns:wpi="http://schemas.microsoft.com/office/word/2010/wordprocessingInk" xmlns:wne="http://schemas.microsoft.com/office/word/2006/wordml" xmlns:wps="http://schemas.microsoft.com/office/word/2010/wordprocessingShape" mc:Ignorable="w14 w15 w16se w16cid w16 w16cex w16sdtdh w16sdtfl w16du wp14">
+  <w16cid:commentId w16cid:paraId="4DF2B949" w16cid:durableId="4B58F6BF"/>
+</w16cid:commentsIds>
+</file>
+
 <file path=word/endnotes.xml><?xml version="1.0" encoding="utf-8"?>
-<w:endnotes xmlns:wpc="http://schemas.microsoft.com/office/word/2010/wordprocessingCanvas" xmlns:cx="http://schemas.microsoft.com/office/drawing/2014/chartex" xmlns:cx1="http://schemas.microsoft.com/office/drawing/2015/9/8/chartex" xmlns:cx2="http://schemas.microsoft.com/office/drawing/2015/10/21/chartex" xmlns:cx3="http://schemas.microsoft.com/office/drawing/2016/5/9/chartex" xmlns:cx4="http://schemas.microsoft.com/office/drawing/2016/5/10/chartex" xmlns:cx5="http://schemas.microsoft.com/office/drawing/2016/5/11/chartex" xmlns:cx6="http://schemas.microsoft.com/office/drawing/2016/5/12/chartex" xmlns:cx7="http://schemas.microsoft.com/office/drawing/2016/5/13/chartex" xmlns:cx8="http://schemas.microsoft.com/office/drawing/2016/5/14/chartex" xmlns:mc="http://schemas.openxmlformats.org/markup-compatibility/2006" xmlns:aink="http://schemas.microsoft.com/office/drawing/2016/ink" xmlns:am3d="http://schemas.microsoft.com/office/drawing/2017/model3d" xmlns:o="urn:schemas-microsoft-com:office:office" xmlns:r="http://schemas.openxmlformats.org/officeDocument/2006/relationships" xmlns:m="http://schemas.openxmlformats.org/officeDocument/2006/math" xmlns:v="urn:schemas-microsoft-com:vml" xmlns:wp14="http://schemas.microsoft.com/office/word/2010/wordprocessingDrawing" xmlns:wp="http://schemas.openxmlformats.org/drawingml/2006/wordprocessingDrawing" xmlns:w10="urn:schemas-microsoft-com:office:word" xmlns:w="http://schemas.openxmlformats.org/wordprocessingml/2006/main" xmlns:w14="http://schemas.microsoft.com/office/word/2010/wordml" xmlns:w15="http://schemas.microsoft.com/office/word/2012/wordml" xmlns:w16cid="http://schemas.microsoft.com/office/word/2016/wordml/cid" xmlns:w16se="http://schemas.microsoft.com/office/word/2015/wordml/symex" xmlns:wpg="http://schemas.microsoft.com/office/word/2010/wordprocessingGroup" xmlns:wpi="http://schemas.microsoft.com/office/word/2010/wordprocessingInk" xmlns:wne="http://schemas.microsoft.com/office/word/2006/wordml" xmlns:wps="http://schemas.microsoft.com/office/word/2010/wordprocessingShape" mc:Ignorable="w14 w15 w16se w16cid wp14">
+<w:endnotes xmlns:wpc="http://schemas.microsoft.com/office/word/2010/wordprocessingCanvas" xmlns:cx="http://schemas.microsoft.com/office/drawing/2014/chartex" xmlns:cx1="http://schemas.microsoft.com/office/drawing/2015/9/8/chartex" xmlns:cx2="http://schemas.microsoft.com/office/drawing/2015/10/21/chartex" xmlns:cx3="http://schemas.microsoft.com/office/drawing/2016/5/9/chartex" xmlns:cx4="http://schemas.microsoft.com/office/drawing/2016/5/10/chartex" xmlns:cx5="http://schemas.microsoft.com/office/drawing/2016/5/11/chartex" xmlns:cx6="http://schemas.microsoft.com/office/drawing/2016/5/12/chartex" xmlns:cx7="http://schemas.microsoft.com/office/drawing/2016/5/13/chartex" xmlns:cx8="http://schemas.microsoft.com/office/drawing/2016/5/14/chartex" xmlns:mc="http://schemas.openxmlformats.org/markup-compatibility/2006" xmlns:aink="http://schemas.microsoft.com/office/drawing/2016/ink" xmlns:am3d="http://schemas.microsoft.com/office/drawing/2017/model3d" xmlns:o="urn:schemas-microsoft-com:office:office" xmlns:oel="http://schemas.microsoft.com/office/2019/extlst" xmlns:r="http://schemas.openxmlformats.org/officeDocument/2006/relationships" xmlns:m="http://schemas.openxmlformats.org/officeDocument/2006/math" xmlns:v="urn:schemas-microsoft-com:vml" xmlns:wp14="http://schemas.microsoft.com/office/word/2010/wordprocessingDrawing" xmlns:wp="http://schemas.openxmlformats.org/drawingml/2006/wordprocessingDrawing" xmlns:w10="urn:schemas-microsoft-com:office:word" xmlns:w="http://schemas.openxmlformats.org/wordprocessingml/2006/main" xmlns:w14="http://schemas.microsoft.com/office/word/2010/wordml" xmlns:w15="http://schemas.microsoft.com/office/word/2012/wordml" xmlns:w16cex="http://schemas.microsoft.com/office/word/2018/wordml/cex" xmlns:w16cid="http://schemas.microsoft.com/office/word/2016/wordml/cid" xmlns:w16="http://schemas.microsoft.com/office/word/2018/wordml" xmlns:w16du="http://schemas.microsoft.com/office/word/2023/wordml/word16du" xmlns:w16sdtdh="http://schemas.microsoft.com/office/word/2020/wordml/sdtdatahash" xmlns:w16sdtfl="http://schemas.microsoft.com/office/word/2024/wordml/sdtformatlock" xmlns:w16se="http://schemas.microsoft.com/office/word/2015/wordml/symex" xmlns:wpg="http://schemas.microsoft.com/office/word/2010/wordprocessingGroup" xmlns:wpi="http://schemas.microsoft.com/office/word/2010/wordprocessingInk" xmlns:wne="http://schemas.microsoft.com/office/word/2006/wordml" xmlns:wps="http://schemas.microsoft.com/office/word/2010/wordprocessingShape" mc:Ignorable="w14 w15 w16se w16cid w16 w16cex w16sdtdh w16sdtfl w16du wp14">
   <w:endnote w:type="separator" w:id="-1">
     <w:p>
       <w:pPr>
@@ -2008,7 +1912,7 @@
 </file>
 
 <file path=word/footnotes.xml><?xml version="1.0" encoding="utf-8"?>
-<w:footnotes xmlns:wpc="http://schemas.microsoft.com/office/word/2010/wordprocessingCanvas" xmlns:cx="http://schemas.microsoft.com/office/drawing/2014/chartex" xmlns:cx1="http://schemas.microsoft.com/office/drawing/2015/9/8/chartex" xmlns:cx2="http://schemas.microsoft.com/office/drawing/2015/10/21/chartex" xmlns:cx3="http://schemas.microsoft.com/office/drawing/2016/5/9/chartex" xmlns:cx4="http://schemas.microsoft.com/office/drawing/2016/5/10/chartex" xmlns:cx5="http://schemas.microsoft.com/office/drawing/2016/5/11/chartex" xmlns:cx6="http://schemas.microsoft.com/office/drawing/2016/5/12/chartex" xmlns:cx7="http://schemas.microsoft.com/office/drawing/2016/5/13/chartex" xmlns:cx8="http://schemas.microsoft.com/office/drawing/2016/5/14/chartex" xmlns:mc="http://schemas.openxmlformats.org/markup-compatibility/2006" xmlns:aink="http://schemas.microsoft.com/office/drawing/2016/ink" xmlns:am3d="http://schemas.microsoft.com/office/drawing/2017/model3d" xmlns:o="urn:schemas-microsoft-com:office:office" xmlns:r="http://schemas.openxmlformats.org/officeDocument/2006/relationships" xmlns:m="http://schemas.openxmlformats.org/officeDocument/2006/math" xmlns:v="urn:schemas-microsoft-com:vml" xmlns:wp14="http://schemas.microsoft.com/office/word/2010/wordprocessingDrawing" xmlns:wp="http://schemas.openxmlformats.org/drawingml/2006/wordprocessingDrawing" xmlns:w10="urn:schemas-microsoft-com:office:word" xmlns:w="http://schemas.openxmlformats.org/wordprocessingml/2006/main" xmlns:w14="http://schemas.microsoft.com/office/word/2010/wordml" xmlns:w15="http://schemas.microsoft.com/office/word/2012/wordml" xmlns:w16cid="http://schemas.microsoft.com/office/word/2016/wordml/cid" xmlns:w16se="http://schemas.microsoft.com/office/word/2015/wordml/symex" xmlns:wpg="http://schemas.microsoft.com/office/word/2010/wordprocessingGroup" xmlns:wpi="http://schemas.microsoft.com/office/word/2010/wordprocessingInk" xmlns:wne="http://schemas.microsoft.com/office/word/2006/wordml" xmlns:wps="http://schemas.microsoft.com/office/word/2010/wordprocessingShape" mc:Ignorable="w14 w15 w16se w16cid wp14">
+<w:footnotes xmlns:wpc="http://schemas.microsoft.com/office/word/2010/wordprocessingCanvas" xmlns:cx="http://schemas.microsoft.com/office/drawing/2014/chartex" xmlns:cx1="http://schemas.microsoft.com/office/drawing/2015/9/8/chartex" xmlns:cx2="http://schemas.microsoft.com/office/drawing/2015/10/21/chartex" xmlns:cx3="http://schemas.microsoft.com/office/drawing/2016/5/9/chartex" xmlns:cx4="http://schemas.microsoft.com/office/drawing/2016/5/10/chartex" xmlns:cx5="http://schemas.microsoft.com/office/drawing/2016/5/11/chartex" xmlns:cx6="http://schemas.microsoft.com/office/drawing/2016/5/12/chartex" xmlns:cx7="http://schemas.microsoft.com/office/drawing/2016/5/13/chartex" xmlns:cx8="http://schemas.microsoft.com/office/drawing/2016/5/14/chartex" xmlns:mc="http://schemas.openxmlformats.org/markup-compatibility/2006" xmlns:aink="http://schemas.microsoft.com/office/drawing/2016/ink" xmlns:am3d="http://schemas.microsoft.com/office/drawing/2017/model3d" xmlns:o="urn:schemas-microsoft-com:office:office" xmlns:oel="http://schemas.microsoft.com/office/2019/extlst" xmlns:r="http://schemas.openxmlformats.org/officeDocument/2006/relationships" xmlns:m="http://schemas.openxmlformats.org/officeDocument/2006/math" xmlns:v="urn:schemas-microsoft-com:vml" xmlns:wp14="http://schemas.microsoft.com/office/word/2010/wordprocessingDrawing" xmlns:wp="http://schemas.openxmlformats.org/drawingml/2006/wordprocessingDrawing" xmlns:w10="urn:schemas-microsoft-com:office:word" xmlns:w="http://schemas.openxmlformats.org/wordprocessingml/2006/main" xmlns:w14="http://schemas.microsoft.com/office/word/2010/wordml" xmlns:w15="http://schemas.microsoft.com/office/word/2012/wordml" xmlns:w16cex="http://schemas.microsoft.com/office/word/2018/wordml/cex" xmlns:w16cid="http://schemas.microsoft.com/office/word/2016/wordml/cid" xmlns:w16="http://schemas.microsoft.com/office/word/2018/wordml" xmlns:w16du="http://schemas.microsoft.com/office/word/2023/wordml/word16du" xmlns:w16sdtdh="http://schemas.microsoft.com/office/word/2020/wordml/sdtdatahash" xmlns:w16sdtfl="http://schemas.microsoft.com/office/word/2024/wordml/sdtformatlock" xmlns:w16se="http://schemas.microsoft.com/office/word/2015/wordml/symex" xmlns:wpg="http://schemas.microsoft.com/office/word/2010/wordprocessingGroup" xmlns:wpi="http://schemas.microsoft.com/office/word/2010/wordprocessingInk" xmlns:wne="http://schemas.microsoft.com/office/word/2006/wordml" xmlns:wps="http://schemas.microsoft.com/office/word/2010/wordprocessingShape" mc:Ignorable="w14 w15 w16se w16cid w16 w16cex w16sdtdh w16sdtfl w16du wp14">
   <w:footnote w:type="separator" w:id="-1">
     <w:p>
       <w:pPr>
@@ -2033,7 +1937,7 @@
 </file>
 
 <file path=word/header1.xml><?xml version="1.0" encoding="utf-8"?>
-<w:hdr xmlns:wpc="http://schemas.microsoft.com/office/word/2010/wordprocessingCanvas" xmlns:cx="http://schemas.microsoft.com/office/drawing/2014/chartex" xmlns:cx1="http://schemas.microsoft.com/office/drawing/2015/9/8/chartex" xmlns:cx2="http://schemas.microsoft.com/office/drawing/2015/10/21/chartex" xmlns:cx3="http://schemas.microsoft.com/office/drawing/2016/5/9/chartex" xmlns:cx4="http://schemas.microsoft.com/office/drawing/2016/5/10/chartex" xmlns:cx5="http://schemas.microsoft.com/office/drawing/2016/5/11/chartex" xmlns:cx6="http://schemas.microsoft.com/office/drawing/2016/5/12/chartex" xmlns:cx7="http://schemas.microsoft.com/office/drawing/2016/5/13/chartex" xmlns:cx8="http://schemas.microsoft.com/office/drawing/2016/5/14/chartex" xmlns:mc="http://schemas.openxmlformats.org/markup-compatibility/2006" xmlns:aink="http://schemas.microsoft.com/office/drawing/2016/ink" xmlns:am3d="http://schemas.microsoft.com/office/drawing/2017/model3d" xmlns:o="urn:schemas-microsoft-com:office:office" xmlns:r="http://schemas.openxmlformats.org/officeDocument/2006/relationships" xmlns:m="http://schemas.openxmlformats.org/officeDocument/2006/math" xmlns:v="urn:schemas-microsoft-com:vml" xmlns:wp14="http://schemas.microsoft.com/office/word/2010/wordprocessingDrawing" xmlns:wp="http://schemas.openxmlformats.org/drawingml/2006/wordprocessingDrawing" xmlns:w10="urn:schemas-microsoft-com:office:word" xmlns:w="http://schemas.openxmlformats.org/wordprocessingml/2006/main" xmlns:w14="http://schemas.microsoft.com/office/word/2010/wordml" xmlns:w15="http://schemas.microsoft.com/office/word/2012/wordml" xmlns:w16cid="http://schemas.microsoft.com/office/word/2016/wordml/cid" xmlns:w16se="http://schemas.microsoft.com/office/word/2015/wordml/symex" xmlns:wpg="http://schemas.microsoft.com/office/word/2010/wordprocessingGroup" xmlns:wpi="http://schemas.microsoft.com/office/word/2010/wordprocessingInk" xmlns:wne="http://schemas.microsoft.com/office/word/2006/wordml" xmlns:wps="http://schemas.microsoft.com/office/word/2010/wordprocessingShape" mc:Ignorable="w14 w15 w16se w16cid wp14">
+<w:hdr xmlns:wpc="http://schemas.microsoft.com/office/word/2010/wordprocessingCanvas" xmlns:cx="http://schemas.microsoft.com/office/drawing/2014/chartex" xmlns:cx1="http://schemas.microsoft.com/office/drawing/2015/9/8/chartex" xmlns:cx2="http://schemas.microsoft.com/office/drawing/2015/10/21/chartex" xmlns:cx3="http://schemas.microsoft.com/office/drawing/2016/5/9/chartex" xmlns:cx4="http://schemas.microsoft.com/office/drawing/2016/5/10/chartex" xmlns:cx5="http://schemas.microsoft.com/office/drawing/2016/5/11/chartex" xmlns:cx6="http://schemas.microsoft.com/office/drawing/2016/5/12/chartex" xmlns:cx7="http://schemas.microsoft.com/office/drawing/2016/5/13/chartex" xmlns:cx8="http://schemas.microsoft.com/office/drawing/2016/5/14/chartex" xmlns:mc="http://schemas.openxmlformats.org/markup-compatibility/2006" xmlns:aink="http://schemas.microsoft.com/office/drawing/2016/ink" xmlns:am3d="http://schemas.microsoft.com/office/drawing/2017/model3d" xmlns:o="urn:schemas-microsoft-com:office:office" xmlns:oel="http://schemas.microsoft.com/office/2019/extlst" xmlns:r="http://schemas.openxmlformats.org/officeDocument/2006/relationships" xmlns:m="http://schemas.openxmlformats.org/officeDocument/2006/math" xmlns:v="urn:schemas-microsoft-com:vml" xmlns:wp14="http://schemas.microsoft.com/office/word/2010/wordprocessingDrawing" xmlns:wp="http://schemas.openxmlformats.org/drawingml/2006/wordprocessingDrawing" xmlns:w10="urn:schemas-microsoft-com:office:word" xmlns:w="http://schemas.openxmlformats.org/wordprocessingml/2006/main" xmlns:w14="http://schemas.microsoft.com/office/word/2010/wordml" xmlns:w15="http://schemas.microsoft.com/office/word/2012/wordml" xmlns:w16cex="http://schemas.microsoft.com/office/word/2018/wordml/cex" xmlns:w16cid="http://schemas.microsoft.com/office/word/2016/wordml/cid" xmlns:w16="http://schemas.microsoft.com/office/word/2018/wordml" xmlns:w16du="http://schemas.microsoft.com/office/word/2023/wordml/word16du" xmlns:w16sdtdh="http://schemas.microsoft.com/office/word/2020/wordml/sdtdatahash" xmlns:w16sdtfl="http://schemas.microsoft.com/office/word/2024/wordml/sdtformatlock" xmlns:w16se="http://schemas.microsoft.com/office/word/2015/wordml/symex" xmlns:wpg="http://schemas.microsoft.com/office/word/2010/wordprocessingGroup" xmlns:wpi="http://schemas.microsoft.com/office/word/2010/wordprocessingInk" xmlns:wne="http://schemas.microsoft.com/office/word/2006/wordml" xmlns:wps="http://schemas.microsoft.com/office/word/2010/wordprocessingShape" mc:Ignorable="w14 w15 w16se w16cid w16 w16cex w16sdtdh w16sdtfl w16du wp14">
   <w:p>
     <w:pPr>
       <w:spacing w:after="0" w:line="259" w:lineRule="auto"/>
@@ -2045,7 +1949,7 @@
 </file>
 
 <file path=word/header2.xml><?xml version="1.0" encoding="utf-8"?>
-<w:hdr xmlns:wpc="http://schemas.microsoft.com/office/word/2010/wordprocessingCanvas" xmlns:cx="http://schemas.microsoft.com/office/drawing/2014/chartex" xmlns:cx1="http://schemas.microsoft.com/office/drawing/2015/9/8/chartex" xmlns:cx2="http://schemas.microsoft.com/office/drawing/2015/10/21/chartex" xmlns:cx3="http://schemas.microsoft.com/office/drawing/2016/5/9/chartex" xmlns:cx4="http://schemas.microsoft.com/office/drawing/2016/5/10/chartex" xmlns:cx5="http://schemas.microsoft.com/office/drawing/2016/5/11/chartex" xmlns:cx6="http://schemas.microsoft.com/office/drawing/2016/5/12/chartex" xmlns:cx7="http://schemas.microsoft.com/office/drawing/2016/5/13/chartex" xmlns:cx8="http://schemas.microsoft.com/office/drawing/2016/5/14/chartex" xmlns:mc="http://schemas.openxmlformats.org/markup-compatibility/2006" xmlns:aink="http://schemas.microsoft.com/office/drawing/2016/ink" xmlns:am3d="http://schemas.microsoft.com/office/drawing/2017/model3d" xmlns:o="urn:schemas-microsoft-com:office:office" xmlns:r="http://schemas.openxmlformats.org/officeDocument/2006/relationships" xmlns:m="http://schemas.openxmlformats.org/officeDocument/2006/math" xmlns:v="urn:schemas-microsoft-com:vml" xmlns:wp14="http://schemas.microsoft.com/office/word/2010/wordprocessingDrawing" xmlns:wp="http://schemas.openxmlformats.org/drawingml/2006/wordprocessingDrawing" xmlns:w10="urn:schemas-microsoft-com:office:word" xmlns:w="http://schemas.openxmlformats.org/wordprocessingml/2006/main" xmlns:w14="http://schemas.microsoft.com/office/word/2010/wordml" xmlns:w15="http://schemas.microsoft.com/office/word/2012/wordml" xmlns:w16cid="http://schemas.microsoft.com/office/word/2016/wordml/cid" xmlns:w16se="http://schemas.microsoft.com/office/word/2015/wordml/symex" xmlns:wpg="http://schemas.microsoft.com/office/word/2010/wordprocessingGroup" xmlns:wpi="http://schemas.microsoft.com/office/word/2010/wordprocessingInk" xmlns:wne="http://schemas.microsoft.com/office/word/2006/wordml" xmlns:wps="http://schemas.microsoft.com/office/word/2010/wordprocessingShape" mc:Ignorable="w14 w15 w16se w16cid wp14">
+<w:hdr xmlns:wpc="http://schemas.microsoft.com/office/word/2010/wordprocessingCanvas" xmlns:cx="http://schemas.microsoft.com/office/drawing/2014/chartex" xmlns:cx1="http://schemas.microsoft.com/office/drawing/2015/9/8/chartex" xmlns:cx2="http://schemas.microsoft.com/office/drawing/2015/10/21/chartex" xmlns:cx3="http://schemas.microsoft.com/office/drawing/2016/5/9/chartex" xmlns:cx4="http://schemas.microsoft.com/office/drawing/2016/5/10/chartex" xmlns:cx5="http://schemas.microsoft.com/office/drawing/2016/5/11/chartex" xmlns:cx6="http://schemas.microsoft.com/office/drawing/2016/5/12/chartex" xmlns:cx7="http://schemas.microsoft.com/office/drawing/2016/5/13/chartex" xmlns:cx8="http://schemas.microsoft.com/office/drawing/2016/5/14/chartex" xmlns:mc="http://schemas.openxmlformats.org/markup-compatibility/2006" xmlns:aink="http://schemas.microsoft.com/office/drawing/2016/ink" xmlns:am3d="http://schemas.microsoft.com/office/drawing/2017/model3d" xmlns:o="urn:schemas-microsoft-com:office:office" xmlns:oel="http://schemas.microsoft.com/office/2019/extlst" xmlns:r="http://schemas.openxmlformats.org/officeDocument/2006/relationships" xmlns:m="http://schemas.openxmlformats.org/officeDocument/2006/math" xmlns:v="urn:schemas-microsoft-com:vml" xmlns:wp14="http://schemas.microsoft.com/office/word/2010/wordprocessingDrawing" xmlns:wp="http://schemas.openxmlformats.org/drawingml/2006/wordprocessingDrawing" xmlns:w10="urn:schemas-microsoft-com:office:word" xmlns:w="http://schemas.openxmlformats.org/wordprocessingml/2006/main" xmlns:w14="http://schemas.microsoft.com/office/word/2010/wordml" xmlns:w15="http://schemas.microsoft.com/office/word/2012/wordml" xmlns:w16cex="http://schemas.microsoft.com/office/word/2018/wordml/cex" xmlns:w16cid="http://schemas.microsoft.com/office/word/2016/wordml/cid" xmlns:w16="http://schemas.microsoft.com/office/word/2018/wordml" xmlns:w16du="http://schemas.microsoft.com/office/word/2023/wordml/word16du" xmlns:w16sdtdh="http://schemas.microsoft.com/office/word/2020/wordml/sdtdatahash" xmlns:w16sdtfl="http://schemas.microsoft.com/office/word/2024/wordml/sdtformatlock" xmlns:w16se="http://schemas.microsoft.com/office/word/2015/wordml/symex" xmlns:wpg="http://schemas.microsoft.com/office/word/2010/wordprocessingGroup" xmlns:wpi="http://schemas.microsoft.com/office/word/2010/wordprocessingInk" xmlns:wne="http://schemas.microsoft.com/office/word/2006/wordml" xmlns:wps="http://schemas.microsoft.com/office/word/2010/wordprocessingShape" mc:Ignorable="w14 w15 w16se w16cid w16 w16cex w16sdtdh w16sdtfl w16du wp14">
   <w:p>
     <w:pPr>
       <w:spacing w:after="160" w:line="259" w:lineRule="auto"/>
@@ -2057,7 +1961,7 @@
 </file>
 
 <file path=word/header3.xml><?xml version="1.0" encoding="utf-8"?>
-<w:hdr xmlns:wpc="http://schemas.microsoft.com/office/word/2010/wordprocessingCanvas" xmlns:cx="http://schemas.microsoft.com/office/drawing/2014/chartex" xmlns:cx1="http://schemas.microsoft.com/office/drawing/2015/9/8/chartex" xmlns:cx2="http://schemas.microsoft.com/office/drawing/2015/10/21/chartex" xmlns:cx3="http://schemas.microsoft.com/office/drawing/2016/5/9/chartex" xmlns:cx4="http://schemas.microsoft.com/office/drawing/2016/5/10/chartex" xmlns:cx5="http://schemas.microsoft.com/office/drawing/2016/5/11/chartex" xmlns:cx6="http://schemas.microsoft.com/office/drawing/2016/5/12/chartex" xmlns:cx7="http://schemas.microsoft.com/office/drawing/2016/5/13/chartex" xmlns:cx8="http://schemas.microsoft.com/office/drawing/2016/5/14/chartex" xmlns:mc="http://schemas.openxmlformats.org/markup-compatibility/2006" xmlns:aink="http://schemas.microsoft.com/office/drawing/2016/ink" xmlns:am3d="http://schemas.microsoft.com/office/drawing/2017/model3d" xmlns:o="urn:schemas-microsoft-com:office:office" xmlns:r="http://schemas.openxmlformats.org/officeDocument/2006/relationships" xmlns:m="http://schemas.openxmlformats.org/officeDocument/2006/math" xmlns:v="urn:schemas-microsoft-com:vml" xmlns:wp14="http://schemas.microsoft.com/office/word/2010/wordprocessingDrawing" xmlns:wp="http://schemas.openxmlformats.org/drawingml/2006/wordprocessingDrawing" xmlns:w10="urn:schemas-microsoft-com:office:word" xmlns:w="http://schemas.openxmlformats.org/wordprocessingml/2006/main" xmlns:w14="http://schemas.microsoft.com/office/word/2010/wordml" xmlns:w15="http://schemas.microsoft.com/office/word/2012/wordml" xmlns:w16cid="http://schemas.microsoft.com/office/word/2016/wordml/cid" xmlns:w16se="http://schemas.microsoft.com/office/word/2015/wordml/symex" xmlns:wpg="http://schemas.microsoft.com/office/word/2010/wordprocessingGroup" xmlns:wpi="http://schemas.microsoft.com/office/word/2010/wordprocessingInk" xmlns:wne="http://schemas.microsoft.com/office/word/2006/wordml" xmlns:wps="http://schemas.microsoft.com/office/word/2010/wordprocessingShape" mc:Ignorable="w14 w15 w16se w16cid wp14">
+<w:hdr xmlns:wpc="http://schemas.microsoft.com/office/word/2010/wordprocessingCanvas" xmlns:cx="http://schemas.microsoft.com/office/drawing/2014/chartex" xmlns:cx1="http://schemas.microsoft.com/office/drawing/2015/9/8/chartex" xmlns:cx2="http://schemas.microsoft.com/office/drawing/2015/10/21/chartex" xmlns:cx3="http://schemas.microsoft.com/office/drawing/2016/5/9/chartex" xmlns:cx4="http://schemas.microsoft.com/office/drawing/2016/5/10/chartex" xmlns:cx5="http://schemas.microsoft.com/office/drawing/2016/5/11/chartex" xmlns:cx6="http://schemas.microsoft.com/office/drawing/2016/5/12/chartex" xmlns:cx7="http://schemas.microsoft.com/office/drawing/2016/5/13/chartex" xmlns:cx8="http://schemas.microsoft.com/office/drawing/2016/5/14/chartex" xmlns:mc="http://schemas.openxmlformats.org/markup-compatibility/2006" xmlns:aink="http://schemas.microsoft.com/office/drawing/2016/ink" xmlns:am3d="http://schemas.microsoft.com/office/drawing/2017/model3d" xmlns:o="urn:schemas-microsoft-com:office:office" xmlns:oel="http://schemas.microsoft.com/office/2019/extlst" xmlns:r="http://schemas.openxmlformats.org/officeDocument/2006/relationships" xmlns:m="http://schemas.openxmlformats.org/officeDocument/2006/math" xmlns:v="urn:schemas-microsoft-com:vml" xmlns:wp14="http://schemas.microsoft.com/office/word/2010/wordprocessingDrawing" xmlns:wp="http://schemas.openxmlformats.org/drawingml/2006/wordprocessingDrawing" xmlns:w10="urn:schemas-microsoft-com:office:word" xmlns:w="http://schemas.openxmlformats.org/wordprocessingml/2006/main" xmlns:w14="http://schemas.microsoft.com/office/word/2010/wordml" xmlns:w15="http://schemas.microsoft.com/office/word/2012/wordml" xmlns:w16cex="http://schemas.microsoft.com/office/word/2018/wordml/cex" xmlns:w16cid="http://schemas.microsoft.com/office/word/2016/wordml/cid" xmlns:w16="http://schemas.microsoft.com/office/word/2018/wordml" xmlns:w16du="http://schemas.microsoft.com/office/word/2023/wordml/word16du" xmlns:w16sdtdh="http://schemas.microsoft.com/office/word/2020/wordml/sdtdatahash" xmlns:w16sdtfl="http://schemas.microsoft.com/office/word/2024/wordml/sdtformatlock" xmlns:w16se="http://schemas.microsoft.com/office/word/2015/wordml/symex" xmlns:wpg="http://schemas.microsoft.com/office/word/2010/wordprocessingGroup" xmlns:wpi="http://schemas.microsoft.com/office/word/2010/wordprocessingInk" xmlns:wne="http://schemas.microsoft.com/office/word/2006/wordml" xmlns:wps="http://schemas.microsoft.com/office/word/2010/wordprocessingShape" mc:Ignorable="w14 w15 w16se w16cid w16 w16cex w16sdtdh w16sdtfl w16du wp14">
   <w:p>
     <w:pPr>
       <w:spacing w:after="160" w:line="259" w:lineRule="auto"/>
@@ -2069,7 +1973,7 @@
 </file>
 
 <file path=word/header4.xml><?xml version="1.0" encoding="utf-8"?>
-<w:hdr xmlns:wpc="http://schemas.microsoft.com/office/word/2010/wordprocessingCanvas" xmlns:cx="http://schemas.microsoft.com/office/drawing/2014/chartex" xmlns:cx1="http://schemas.microsoft.com/office/drawing/2015/9/8/chartex" xmlns:cx2="http://schemas.microsoft.com/office/drawing/2015/10/21/chartex" xmlns:cx3="http://schemas.microsoft.com/office/drawing/2016/5/9/chartex" xmlns:cx4="http://schemas.microsoft.com/office/drawing/2016/5/10/chartex" xmlns:cx5="http://schemas.microsoft.com/office/drawing/2016/5/11/chartex" xmlns:cx6="http://schemas.microsoft.com/office/drawing/2016/5/12/chartex" xmlns:cx7="http://schemas.microsoft.com/office/drawing/2016/5/13/chartex" xmlns:cx8="http://schemas.microsoft.com/office/drawing/2016/5/14/chartex" xmlns:mc="http://schemas.openxmlformats.org/markup-compatibility/2006" xmlns:aink="http://schemas.microsoft.com/office/drawing/2016/ink" xmlns:am3d="http://schemas.microsoft.com/office/drawing/2017/model3d" xmlns:o="urn:schemas-microsoft-com:office:office" xmlns:r="http://schemas.openxmlformats.org/officeDocument/2006/relationships" xmlns:m="http://schemas.openxmlformats.org/officeDocument/2006/math" xmlns:v="urn:schemas-microsoft-com:vml" xmlns:wp14="http://schemas.microsoft.com/office/word/2010/wordprocessingDrawing" xmlns:wp="http://schemas.openxmlformats.org/drawingml/2006/wordprocessingDrawing" xmlns:w10="urn:schemas-microsoft-com:office:word" xmlns:w="http://schemas.openxmlformats.org/wordprocessingml/2006/main" xmlns:w14="http://schemas.microsoft.com/office/word/2010/wordml" xmlns:w15="http://schemas.microsoft.com/office/word/2012/wordml" xmlns:w16cid="http://schemas.microsoft.com/office/word/2016/wordml/cid" xmlns:w16se="http://schemas.microsoft.com/office/word/2015/wordml/symex" xmlns:wpg="http://schemas.microsoft.com/office/word/2010/wordprocessingGroup" xmlns:wpi="http://schemas.microsoft.com/office/word/2010/wordprocessingInk" xmlns:wne="http://schemas.microsoft.com/office/word/2006/wordml" xmlns:wps="http://schemas.microsoft.com/office/word/2010/wordprocessingShape" mc:Ignorable="w14 w15 w16se w16cid wp14">
+<w:hdr xmlns:wpc="http://schemas.microsoft.com/office/word/2010/wordprocessingCanvas" xmlns:cx="http://schemas.microsoft.com/office/drawing/2014/chartex" xmlns:cx1="http://schemas.microsoft.com/office/drawing/2015/9/8/chartex" xmlns:cx2="http://schemas.microsoft.com/office/drawing/2015/10/21/chartex" xmlns:cx3="http://schemas.microsoft.com/office/drawing/2016/5/9/chartex" xmlns:cx4="http://schemas.microsoft.com/office/drawing/2016/5/10/chartex" xmlns:cx5="http://schemas.microsoft.com/office/drawing/2016/5/11/chartex" xmlns:cx6="http://schemas.microsoft.com/office/drawing/2016/5/12/chartex" xmlns:cx7="http://schemas.microsoft.com/office/drawing/2016/5/13/chartex" xmlns:cx8="http://schemas.microsoft.com/office/drawing/2016/5/14/chartex" xmlns:mc="http://schemas.openxmlformats.org/markup-compatibility/2006" xmlns:aink="http://schemas.microsoft.com/office/drawing/2016/ink" xmlns:am3d="http://schemas.microsoft.com/office/drawing/2017/model3d" xmlns:o="urn:schemas-microsoft-com:office:office" xmlns:oel="http://schemas.microsoft.com/office/2019/extlst" xmlns:r="http://schemas.openxmlformats.org/officeDocument/2006/relationships" xmlns:m="http://schemas.openxmlformats.org/officeDocument/2006/math" xmlns:v="urn:schemas-microsoft-com:vml" xmlns:wp14="http://schemas.microsoft.com/office/word/2010/wordprocessingDrawing" xmlns:wp="http://schemas.openxmlformats.org/drawingml/2006/wordprocessingDrawing" xmlns:w10="urn:schemas-microsoft-com:office:word" xmlns:w="http://schemas.openxmlformats.org/wordprocessingml/2006/main" xmlns:w14="http://schemas.microsoft.com/office/word/2010/wordml" xmlns:w15="http://schemas.microsoft.com/office/word/2012/wordml" xmlns:w16cex="http://schemas.microsoft.com/office/word/2018/wordml/cex" xmlns:w16cid="http://schemas.microsoft.com/office/word/2016/wordml/cid" xmlns:w16="http://schemas.microsoft.com/office/word/2018/wordml" xmlns:w16du="http://schemas.microsoft.com/office/word/2023/wordml/word16du" xmlns:w16sdtdh="http://schemas.microsoft.com/office/word/2020/wordml/sdtdatahash" xmlns:w16sdtfl="http://schemas.microsoft.com/office/word/2024/wordml/sdtformatlock" xmlns:w16se="http://schemas.microsoft.com/office/word/2015/wordml/symex" xmlns:wpg="http://schemas.microsoft.com/office/word/2010/wordprocessingGroup" xmlns:wpi="http://schemas.microsoft.com/office/word/2010/wordprocessingInk" xmlns:wne="http://schemas.microsoft.com/office/word/2006/wordml" xmlns:wps="http://schemas.microsoft.com/office/word/2010/wordprocessingShape" mc:Ignorable="w14 w15 w16se w16cid w16 w16cex w16sdtdh w16sdtfl w16du wp14">
   <w:p>
     <w:pPr>
       <w:spacing w:after="0" w:line="259" w:lineRule="auto"/>
@@ -2081,7 +1985,7 @@
 </file>
 
 <file path=word/header5.xml><?xml version="1.0" encoding="utf-8"?>
-<w:hdr xmlns:wpc="http://schemas.microsoft.com/office/word/2010/wordprocessingCanvas" xmlns:cx="http://schemas.microsoft.com/office/drawing/2014/chartex" xmlns:cx1="http://schemas.microsoft.com/office/drawing/2015/9/8/chartex" xmlns:cx2="http://schemas.microsoft.com/office/drawing/2015/10/21/chartex" xmlns:cx3="http://schemas.microsoft.com/office/drawing/2016/5/9/chartex" xmlns:cx4="http://schemas.microsoft.com/office/drawing/2016/5/10/chartex" xmlns:cx5="http://schemas.microsoft.com/office/drawing/2016/5/11/chartex" xmlns:cx6="http://schemas.microsoft.com/office/drawing/2016/5/12/chartex" xmlns:cx7="http://schemas.microsoft.com/office/drawing/2016/5/13/chartex" xmlns:cx8="http://schemas.microsoft.com/office/drawing/2016/5/14/chartex" xmlns:mc="http://schemas.openxmlformats.org/markup-compatibility/2006" xmlns:aink="http://schemas.microsoft.com/office/drawing/2016/ink" xmlns:am3d="http://schemas.microsoft.com/office/drawing/2017/model3d" xmlns:o="urn:schemas-microsoft-com:office:office" xmlns:r="http://schemas.openxmlformats.org/officeDocument/2006/relationships" xmlns:m="http://schemas.openxmlformats.org/officeDocument/2006/math" xmlns:v="urn:schemas-microsoft-com:vml" xmlns:wp14="http://schemas.microsoft.com/office/word/2010/wordprocessingDrawing" xmlns:wp="http://schemas.openxmlformats.org/drawingml/2006/wordprocessingDrawing" xmlns:w10="urn:schemas-microsoft-com:office:word" xmlns:w="http://schemas.openxmlformats.org/wordprocessingml/2006/main" xmlns:w14="http://schemas.microsoft.com/office/word/2010/wordml" xmlns:w15="http://schemas.microsoft.com/office/word/2012/wordml" xmlns:w16cid="http://schemas.microsoft.com/office/word/2016/wordml/cid" xmlns:w16se="http://schemas.microsoft.com/office/word/2015/wordml/symex" xmlns:wpg="http://schemas.microsoft.com/office/word/2010/wordprocessingGroup" xmlns:wpi="http://schemas.microsoft.com/office/word/2010/wordprocessingInk" xmlns:wne="http://schemas.microsoft.com/office/word/2006/wordml" xmlns:wps="http://schemas.microsoft.com/office/word/2010/wordprocessingShape" mc:Ignorable="w14 w15 w16se w16cid wp14">
+<w:hdr xmlns:wpc="http://schemas.microsoft.com/office/word/2010/wordprocessingCanvas" xmlns:cx="http://schemas.microsoft.com/office/drawing/2014/chartex" xmlns:cx1="http://schemas.microsoft.com/office/drawing/2015/9/8/chartex" xmlns:cx2="http://schemas.microsoft.com/office/drawing/2015/10/21/chartex" xmlns:cx3="http://schemas.microsoft.com/office/drawing/2016/5/9/chartex" xmlns:cx4="http://schemas.microsoft.com/office/drawing/2016/5/10/chartex" xmlns:cx5="http://schemas.microsoft.com/office/drawing/2016/5/11/chartex" xmlns:cx6="http://schemas.microsoft.com/office/drawing/2016/5/12/chartex" xmlns:cx7="http://schemas.microsoft.com/office/drawing/2016/5/13/chartex" xmlns:cx8="http://schemas.microsoft.com/office/drawing/2016/5/14/chartex" xmlns:mc="http://schemas.openxmlformats.org/markup-compatibility/2006" xmlns:aink="http://schemas.microsoft.com/office/drawing/2016/ink" xmlns:am3d="http://schemas.microsoft.com/office/drawing/2017/model3d" xmlns:o="urn:schemas-microsoft-com:office:office" xmlns:oel="http://schemas.microsoft.com/office/2019/extlst" xmlns:r="http://schemas.openxmlformats.org/officeDocument/2006/relationships" xmlns:m="http://schemas.openxmlformats.org/officeDocument/2006/math" xmlns:v="urn:schemas-microsoft-com:vml" xmlns:wp14="http://schemas.microsoft.com/office/word/2010/wordprocessingDrawing" xmlns:wp="http://schemas.openxmlformats.org/drawingml/2006/wordprocessingDrawing" xmlns:w10="urn:schemas-microsoft-com:office:word" xmlns:w="http://schemas.openxmlformats.org/wordprocessingml/2006/main" xmlns:w14="http://schemas.microsoft.com/office/word/2010/wordml" xmlns:w15="http://schemas.microsoft.com/office/word/2012/wordml" xmlns:w16cex="http://schemas.microsoft.com/office/word/2018/wordml/cex" xmlns:w16cid="http://schemas.microsoft.com/office/word/2016/wordml/cid" xmlns:w16="http://schemas.microsoft.com/office/word/2018/wordml" xmlns:w16du="http://schemas.microsoft.com/office/word/2023/wordml/word16du" xmlns:w16sdtdh="http://schemas.microsoft.com/office/word/2020/wordml/sdtdatahash" xmlns:w16sdtfl="http://schemas.microsoft.com/office/word/2024/wordml/sdtformatlock" xmlns:w16se="http://schemas.microsoft.com/office/word/2015/wordml/symex" xmlns:wpg="http://schemas.microsoft.com/office/word/2010/wordprocessingGroup" xmlns:wpi="http://schemas.microsoft.com/office/word/2010/wordprocessingInk" xmlns:wne="http://schemas.microsoft.com/office/word/2006/wordml" xmlns:wps="http://schemas.microsoft.com/office/word/2010/wordprocessingShape" mc:Ignorable="w14 w15 w16se w16cid w16 w16cex w16sdtdh w16sdtfl w16du wp14">
   <w:p>
     <w:pPr>
       <w:spacing w:after="0" w:line="259" w:lineRule="auto"/>
@@ -2099,7 +2003,7 @@
 </file>
 
 <file path=word/header6.xml><?xml version="1.0" encoding="utf-8"?>
-<w:hdr xmlns:wpc="http://schemas.microsoft.com/office/word/2010/wordprocessingCanvas" xmlns:cx="http://schemas.microsoft.com/office/drawing/2014/chartex" xmlns:cx1="http://schemas.microsoft.com/office/drawing/2015/9/8/chartex" xmlns:cx2="http://schemas.microsoft.com/office/drawing/2015/10/21/chartex" xmlns:cx3="http://schemas.microsoft.com/office/drawing/2016/5/9/chartex" xmlns:cx4="http://schemas.microsoft.com/office/drawing/2016/5/10/chartex" xmlns:cx5="http://schemas.microsoft.com/office/drawing/2016/5/11/chartex" xmlns:cx6="http://schemas.microsoft.com/office/drawing/2016/5/12/chartex" xmlns:cx7="http://schemas.microsoft.com/office/drawing/2016/5/13/chartex" xmlns:cx8="http://schemas.microsoft.com/office/drawing/2016/5/14/chartex" xmlns:mc="http://schemas.openxmlformats.org/markup-compatibility/2006" xmlns:aink="http://schemas.microsoft.com/office/drawing/2016/ink" xmlns:am3d="http://schemas.microsoft.com/office/drawing/2017/model3d" xmlns:o="urn:schemas-microsoft-com:office:office" xmlns:r="http://schemas.openxmlformats.org/officeDocument/2006/relationships" xmlns:m="http://schemas.openxmlformats.org/officeDocument/2006/math" xmlns:v="urn:schemas-microsoft-com:vml" xmlns:wp14="http://schemas.microsoft.com/office/word/2010/wordprocessingDrawing" xmlns:wp="http://schemas.openxmlformats.org/drawingml/2006/wordprocessingDrawing" xmlns:w10="urn:schemas-microsoft-com:office:word" xmlns:w="http://schemas.openxmlformats.org/wordprocessingml/2006/main" xmlns:w14="http://schemas.microsoft.com/office/word/2010/wordml" xmlns:w15="http://schemas.microsoft.com/office/word/2012/wordml" xmlns:w16cid="http://schemas.microsoft.com/office/word/2016/wordml/cid" xmlns:w16se="http://schemas.microsoft.com/office/word/2015/wordml/symex" xmlns:wpg="http://schemas.microsoft.com/office/word/2010/wordprocessingGroup" xmlns:wpi="http://schemas.microsoft.com/office/word/2010/wordprocessingInk" xmlns:wne="http://schemas.microsoft.com/office/word/2006/wordml" xmlns:wps="http://schemas.microsoft.com/office/word/2010/wordprocessingShape" mc:Ignorable="w14 w15 w16se w16cid wp14">
+<w:hdr xmlns:wpc="http://schemas.microsoft.com/office/word/2010/wordprocessingCanvas" xmlns:cx="http://schemas.microsoft.com/office/drawing/2014/chartex" xmlns:cx1="http://schemas.microsoft.com/office/drawing/2015/9/8/chartex" xmlns:cx2="http://schemas.microsoft.com/office/drawing/2015/10/21/chartex" xmlns:cx3="http://schemas.microsoft.com/office/drawing/2016/5/9/chartex" xmlns:cx4="http://schemas.microsoft.com/office/drawing/2016/5/10/chartex" xmlns:cx5="http://schemas.microsoft.com/office/drawing/2016/5/11/chartex" xmlns:cx6="http://schemas.microsoft.com/office/drawing/2016/5/12/chartex" xmlns:cx7="http://schemas.microsoft.com/office/drawing/2016/5/13/chartex" xmlns:cx8="http://schemas.microsoft.com/office/drawing/2016/5/14/chartex" xmlns:mc="http://schemas.openxmlformats.org/markup-compatibility/2006" xmlns:aink="http://schemas.microsoft.com/office/drawing/2016/ink" xmlns:am3d="http://schemas.microsoft.com/office/drawing/2017/model3d" xmlns:o="urn:schemas-microsoft-com:office:office" xmlns:oel="http://schemas.microsoft.com/office/2019/extlst" xmlns:r="http://schemas.openxmlformats.org/officeDocument/2006/relationships" xmlns:m="http://schemas.openxmlformats.org/officeDocument/2006/math" xmlns:v="urn:schemas-microsoft-com:vml" xmlns:wp14="http://schemas.microsoft.com/office/word/2010/wordprocessingDrawing" xmlns:wp="http://schemas.openxmlformats.org/drawingml/2006/wordprocessingDrawing" xmlns:w10="urn:schemas-microsoft-com:office:word" xmlns:w="http://schemas.openxmlformats.org/wordprocessingml/2006/main" xmlns:w14="http://schemas.microsoft.com/office/word/2010/wordml" xmlns:w15="http://schemas.microsoft.com/office/word/2012/wordml" xmlns:w16cex="http://schemas.microsoft.com/office/word/2018/wordml/cex" xmlns:w16cid="http://schemas.microsoft.com/office/word/2016/wordml/cid" xmlns:w16="http://schemas.microsoft.com/office/word/2018/wordml" xmlns:w16du="http://schemas.microsoft.com/office/word/2023/wordml/word16du" xmlns:w16sdtdh="http://schemas.microsoft.com/office/word/2020/wordml/sdtdatahash" xmlns:w16sdtfl="http://schemas.microsoft.com/office/word/2024/wordml/sdtformatlock" xmlns:w16se="http://schemas.microsoft.com/office/word/2015/wordml/symex" xmlns:wpg="http://schemas.microsoft.com/office/word/2010/wordprocessingGroup" xmlns:wpi="http://schemas.microsoft.com/office/word/2010/wordprocessingInk" xmlns:wne="http://schemas.microsoft.com/office/word/2006/wordml" xmlns:wps="http://schemas.microsoft.com/office/word/2010/wordprocessingShape" mc:Ignorable="w14 w15 w16se w16cid w16 w16cex w16sdtdh w16sdtfl w16du wp14">
   <w:p>
     <w:pPr>
       <w:tabs>
@@ -2114,7 +2018,7 @@
 </file>
 
 <file path=word/header7.xml><?xml version="1.0" encoding="utf-8"?>
-<w:hdr xmlns:wpc="http://schemas.microsoft.com/office/word/2010/wordprocessingCanvas" xmlns:cx="http://schemas.microsoft.com/office/drawing/2014/chartex" xmlns:cx1="http://schemas.microsoft.com/office/drawing/2015/9/8/chartex" xmlns:cx2="http://schemas.microsoft.com/office/drawing/2015/10/21/chartex" xmlns:cx3="http://schemas.microsoft.com/office/drawing/2016/5/9/chartex" xmlns:cx4="http://schemas.microsoft.com/office/drawing/2016/5/10/chartex" xmlns:cx5="http://schemas.microsoft.com/office/drawing/2016/5/11/chartex" xmlns:cx6="http://schemas.microsoft.com/office/drawing/2016/5/12/chartex" xmlns:cx7="http://schemas.microsoft.com/office/drawing/2016/5/13/chartex" xmlns:cx8="http://schemas.microsoft.com/office/drawing/2016/5/14/chartex" xmlns:mc="http://schemas.openxmlformats.org/markup-compatibility/2006" xmlns:aink="http://schemas.microsoft.com/office/drawing/2016/ink" xmlns:am3d="http://schemas.microsoft.com/office/drawing/2017/model3d" xmlns:o="urn:schemas-microsoft-com:office:office" xmlns:r="http://schemas.openxmlformats.org/officeDocument/2006/relationships" xmlns:m="http://schemas.openxmlformats.org/officeDocument/2006/math" xmlns:v="urn:schemas-microsoft-com:vml" xmlns:wp14="http://schemas.microsoft.com/office/word/2010/wordprocessingDrawing" xmlns:wp="http://schemas.openxmlformats.org/drawingml/2006/wordprocessingDrawing" xmlns:w10="urn:schemas-microsoft-com:office:word" xmlns:w="http://schemas.openxmlformats.org/wordprocessingml/2006/main" xmlns:w14="http://schemas.microsoft.com/office/word/2010/wordml" xmlns:w15="http://schemas.microsoft.com/office/word/2012/wordml" xmlns:w16cid="http://schemas.microsoft.com/office/word/2016/wordml/cid" xmlns:w16se="http://schemas.microsoft.com/office/word/2015/wordml/symex" xmlns:wpg="http://schemas.microsoft.com/office/word/2010/wordprocessingGroup" xmlns:wpi="http://schemas.microsoft.com/office/word/2010/wordprocessingInk" xmlns:wne="http://schemas.microsoft.com/office/word/2006/wordml" xmlns:wps="http://schemas.microsoft.com/office/word/2010/wordprocessingShape" mc:Ignorable="w14 w15 w16se w16cid wp14">
+<w:hdr xmlns:wpc="http://schemas.microsoft.com/office/word/2010/wordprocessingCanvas" xmlns:cx="http://schemas.microsoft.com/office/drawing/2014/chartex" xmlns:cx1="http://schemas.microsoft.com/office/drawing/2015/9/8/chartex" xmlns:cx2="http://schemas.microsoft.com/office/drawing/2015/10/21/chartex" xmlns:cx3="http://schemas.microsoft.com/office/drawing/2016/5/9/chartex" xmlns:cx4="http://schemas.microsoft.com/office/drawing/2016/5/10/chartex" xmlns:cx5="http://schemas.microsoft.com/office/drawing/2016/5/11/chartex" xmlns:cx6="http://schemas.microsoft.com/office/drawing/2016/5/12/chartex" xmlns:cx7="http://schemas.microsoft.com/office/drawing/2016/5/13/chartex" xmlns:cx8="http://schemas.microsoft.com/office/drawing/2016/5/14/chartex" xmlns:mc="http://schemas.openxmlformats.org/markup-compatibility/2006" xmlns:aink="http://schemas.microsoft.com/office/drawing/2016/ink" xmlns:am3d="http://schemas.microsoft.com/office/drawing/2017/model3d" xmlns:o="urn:schemas-microsoft-com:office:office" xmlns:oel="http://schemas.microsoft.com/office/2019/extlst" xmlns:r="http://schemas.openxmlformats.org/officeDocument/2006/relationships" xmlns:m="http://schemas.openxmlformats.org/officeDocument/2006/math" xmlns:v="urn:schemas-microsoft-com:vml" xmlns:wp14="http://schemas.microsoft.com/office/word/2010/wordprocessingDrawing" xmlns:wp="http://schemas.openxmlformats.org/drawingml/2006/wordprocessingDrawing" xmlns:w10="urn:schemas-microsoft-com:office:word" xmlns:w="http://schemas.openxmlformats.org/wordprocessingml/2006/main" xmlns:w14="http://schemas.microsoft.com/office/word/2010/wordml" xmlns:w15="http://schemas.microsoft.com/office/word/2012/wordml" xmlns:w16cex="http://schemas.microsoft.com/office/word/2018/wordml/cex" xmlns:w16cid="http://schemas.microsoft.com/office/word/2016/wordml/cid" xmlns:w16="http://schemas.microsoft.com/office/word/2018/wordml" xmlns:w16du="http://schemas.microsoft.com/office/word/2023/wordml/word16du" xmlns:w16sdtdh="http://schemas.microsoft.com/office/word/2020/wordml/sdtdatahash" xmlns:w16sdtfl="http://schemas.microsoft.com/office/word/2024/wordml/sdtformatlock" xmlns:w16se="http://schemas.microsoft.com/office/word/2015/wordml/symex" xmlns:wpg="http://schemas.microsoft.com/office/word/2010/wordprocessingGroup" xmlns:wpi="http://schemas.microsoft.com/office/word/2010/wordprocessingInk" xmlns:wne="http://schemas.microsoft.com/office/word/2006/wordml" xmlns:wps="http://schemas.microsoft.com/office/word/2010/wordprocessingShape" mc:Ignorable="w14 w15 w16se w16cid w16 w16cex w16sdtdh w16sdtfl w16du wp14">
   <w:p>
     <w:pPr>
       <w:spacing w:after="160" w:line="259" w:lineRule="auto"/>
@@ -2126,7 +2030,7 @@
 </file>
 
 <file path=word/header8.xml><?xml version="1.0" encoding="utf-8"?>
-<w:hdr xmlns:wpc="http://schemas.microsoft.com/office/word/2010/wordprocessingCanvas" xmlns:cx="http://schemas.microsoft.com/office/drawing/2014/chartex" xmlns:cx1="http://schemas.microsoft.com/office/drawing/2015/9/8/chartex" xmlns:cx2="http://schemas.microsoft.com/office/drawing/2015/10/21/chartex" xmlns:cx3="http://schemas.microsoft.com/office/drawing/2016/5/9/chartex" xmlns:cx4="http://schemas.microsoft.com/office/drawing/2016/5/10/chartex" xmlns:cx5="http://schemas.microsoft.com/office/drawing/2016/5/11/chartex" xmlns:cx6="http://schemas.microsoft.com/office/drawing/2016/5/12/chartex" xmlns:cx7="http://schemas.microsoft.com/office/drawing/2016/5/13/chartex" xmlns:cx8="http://schemas.microsoft.com/office/drawing/2016/5/14/chartex" xmlns:mc="http://schemas.openxmlformats.org/markup-compatibility/2006" xmlns:aink="http://schemas.microsoft.com/office/drawing/2016/ink" xmlns:am3d="http://schemas.microsoft.com/office/drawing/2017/model3d" xmlns:o="urn:schemas-microsoft-com:office:office" xmlns:r="http://schemas.openxmlformats.org/officeDocument/2006/relationships" xmlns:m="http://schemas.openxmlformats.org/officeDocument/2006/math" xmlns:v="urn:schemas-microsoft-com:vml" xmlns:wp14="http://schemas.microsoft.com/office/word/2010/wordprocessingDrawing" xmlns:wp="http://schemas.openxmlformats.org/drawingml/2006/wordprocessingDrawing" xmlns:w10="urn:schemas-microsoft-com:office:word" xmlns:w="http://schemas.openxmlformats.org/wordprocessingml/2006/main" xmlns:w14="http://schemas.microsoft.com/office/word/2010/wordml" xmlns:w15="http://schemas.microsoft.com/office/word/2012/wordml" xmlns:w16cid="http://schemas.microsoft.com/office/word/2016/wordml/cid" xmlns:w16se="http://schemas.microsoft.com/office/word/2015/wordml/symex" xmlns:wpg="http://schemas.microsoft.com/office/word/2010/wordprocessingGroup" xmlns:wpi="http://schemas.microsoft.com/office/word/2010/wordprocessingInk" xmlns:wne="http://schemas.microsoft.com/office/word/2006/wordml" xmlns:wps="http://schemas.microsoft.com/office/word/2010/wordprocessingShape" mc:Ignorable="w14 w15 w16se w16cid wp14">
+<w:hdr xmlns:wpc="http://schemas.microsoft.com/office/word/2010/wordprocessingCanvas" xmlns:cx="http://schemas.microsoft.com/office/drawing/2014/chartex" xmlns:cx1="http://schemas.microsoft.com/office/drawing/2015/9/8/chartex" xmlns:cx2="http://schemas.microsoft.com/office/drawing/2015/10/21/chartex" xmlns:cx3="http://schemas.microsoft.com/office/drawing/2016/5/9/chartex" xmlns:cx4="http://schemas.microsoft.com/office/drawing/2016/5/10/chartex" xmlns:cx5="http://schemas.microsoft.com/office/drawing/2016/5/11/chartex" xmlns:cx6="http://schemas.microsoft.com/office/drawing/2016/5/12/chartex" xmlns:cx7="http://schemas.microsoft.com/office/drawing/2016/5/13/chartex" xmlns:cx8="http://schemas.microsoft.com/office/drawing/2016/5/14/chartex" xmlns:mc="http://schemas.openxmlformats.org/markup-compatibility/2006" xmlns:aink="http://schemas.microsoft.com/office/drawing/2016/ink" xmlns:am3d="http://schemas.microsoft.com/office/drawing/2017/model3d" xmlns:o="urn:schemas-microsoft-com:office:office" xmlns:oel="http://schemas.microsoft.com/office/2019/extlst" xmlns:r="http://schemas.openxmlformats.org/officeDocument/2006/relationships" xmlns:m="http://schemas.openxmlformats.org/officeDocument/2006/math" xmlns:v="urn:schemas-microsoft-com:vml" xmlns:wp14="http://schemas.microsoft.com/office/word/2010/wordprocessingDrawing" xmlns:wp="http://schemas.openxmlformats.org/drawingml/2006/wordprocessingDrawing" xmlns:w10="urn:schemas-microsoft-com:office:word" xmlns:w="http://schemas.openxmlformats.org/wordprocessingml/2006/main" xmlns:w14="http://schemas.microsoft.com/office/word/2010/wordml" xmlns:w15="http://schemas.microsoft.com/office/word/2012/wordml" xmlns:w16cex="http://schemas.microsoft.com/office/word/2018/wordml/cex" xmlns:w16cid="http://schemas.microsoft.com/office/word/2016/wordml/cid" xmlns:w16="http://schemas.microsoft.com/office/word/2018/wordml" xmlns:w16du="http://schemas.microsoft.com/office/word/2023/wordml/word16du" xmlns:w16sdtdh="http://schemas.microsoft.com/office/word/2020/wordml/sdtdatahash" xmlns:w16sdtfl="http://schemas.microsoft.com/office/word/2024/wordml/sdtformatlock" xmlns:w16se="http://schemas.microsoft.com/office/word/2015/wordml/symex" xmlns:wpg="http://schemas.microsoft.com/office/word/2010/wordprocessingGroup" xmlns:wpi="http://schemas.microsoft.com/office/word/2010/wordprocessingInk" xmlns:wne="http://schemas.microsoft.com/office/word/2006/wordml" xmlns:wps="http://schemas.microsoft.com/office/word/2010/wordprocessingShape" mc:Ignorable="w14 w15 w16se w16cid w16 w16cex w16sdtdh w16sdtfl w16du wp14">
   <w:p>
     <w:pPr>
       <w:spacing w:after="160" w:line="259" w:lineRule="auto"/>
@@ -2138,7 +2042,7 @@
 </file>
 
 <file path=word/header9.xml><?xml version="1.0" encoding="utf-8"?>
-<w:hdr xmlns:wpc="http://schemas.microsoft.com/office/word/2010/wordprocessingCanvas" xmlns:cx="http://schemas.microsoft.com/office/drawing/2014/chartex" xmlns:cx1="http://schemas.microsoft.com/office/drawing/2015/9/8/chartex" xmlns:cx2="http://schemas.microsoft.com/office/drawing/2015/10/21/chartex" xmlns:cx3="http://schemas.microsoft.com/office/drawing/2016/5/9/chartex" xmlns:cx4="http://schemas.microsoft.com/office/drawing/2016/5/10/chartex" xmlns:cx5="http://schemas.microsoft.com/office/drawing/2016/5/11/chartex" xmlns:cx6="http://schemas.microsoft.com/office/drawing/2016/5/12/chartex" xmlns:cx7="http://schemas.microsoft.com/office/drawing/2016/5/13/chartex" xmlns:cx8="http://schemas.microsoft.com/office/drawing/2016/5/14/chartex" xmlns:mc="http://schemas.openxmlformats.org/markup-compatibility/2006" xmlns:aink="http://schemas.microsoft.com/office/drawing/2016/ink" xmlns:am3d="http://schemas.microsoft.com/office/drawing/2017/model3d" xmlns:o="urn:schemas-microsoft-com:office:office" xmlns:r="http://schemas.openxmlformats.org/officeDocument/2006/relationships" xmlns:m="http://schemas.openxmlformats.org/officeDocument/2006/math" xmlns:v="urn:schemas-microsoft-com:vml" xmlns:wp14="http://schemas.microsoft.com/office/word/2010/wordprocessingDrawing" xmlns:wp="http://schemas.openxmlformats.org/drawingml/2006/wordprocessingDrawing" xmlns:w10="urn:schemas-microsoft-com:office:word" xmlns:w="http://schemas.openxmlformats.org/wordprocessingml/2006/main" xmlns:w14="http://schemas.microsoft.com/office/word/2010/wordml" xmlns:w15="http://schemas.microsoft.com/office/word/2012/wordml" xmlns:w16cid="http://schemas.microsoft.com/office/word/2016/wordml/cid" xmlns:w16se="http://schemas.microsoft.com/office/word/2015/wordml/symex" xmlns:wpg="http://schemas.microsoft.com/office/word/2010/wordprocessingGroup" xmlns:wpi="http://schemas.microsoft.com/office/word/2010/wordprocessingInk" xmlns:wne="http://schemas.microsoft.com/office/word/2006/wordml" xmlns:wps="http://schemas.microsoft.com/office/word/2010/wordprocessingShape" mc:Ignorable="w14 w15 w16se w16cid wp14">
+<w:hdr xmlns:wpc="http://schemas.microsoft.com/office/word/2010/wordprocessingCanvas" xmlns:cx="http://schemas.microsoft.com/office/drawing/2014/chartex" xmlns:cx1="http://schemas.microsoft.com/office/drawing/2015/9/8/chartex" xmlns:cx2="http://schemas.microsoft.com/office/drawing/2015/10/21/chartex" xmlns:cx3="http://schemas.microsoft.com/office/drawing/2016/5/9/chartex" xmlns:cx4="http://schemas.microsoft.com/office/drawing/2016/5/10/chartex" xmlns:cx5="http://schemas.microsoft.com/office/drawing/2016/5/11/chartex" xmlns:cx6="http://schemas.microsoft.com/office/drawing/2016/5/12/chartex" xmlns:cx7="http://schemas.microsoft.com/office/drawing/2016/5/13/chartex" xmlns:cx8="http://schemas.microsoft.com/office/drawing/2016/5/14/chartex" xmlns:mc="http://schemas.openxmlformats.org/markup-compatibility/2006" xmlns:aink="http://schemas.microsoft.com/office/drawing/2016/ink" xmlns:am3d="http://schemas.microsoft.com/office/drawing/2017/model3d" xmlns:o="urn:schemas-microsoft-com:office:office" xmlns:oel="http://schemas.microsoft.com/office/2019/extlst" xmlns:r="http://schemas.openxmlformats.org/officeDocument/2006/relationships" xmlns:m="http://schemas.openxmlformats.org/officeDocument/2006/math" xmlns:v="urn:schemas-microsoft-com:vml" xmlns:wp14="http://schemas.microsoft.com/office/word/2010/wordprocessingDrawing" xmlns:wp="http://schemas.openxmlformats.org/drawingml/2006/wordprocessingDrawing" xmlns:w10="urn:schemas-microsoft-com:office:word" xmlns:w="http://schemas.openxmlformats.org/wordprocessingml/2006/main" xmlns:w14="http://schemas.microsoft.com/office/word/2010/wordml" xmlns:w15="http://schemas.microsoft.com/office/word/2012/wordml" xmlns:w16cex="http://schemas.microsoft.com/office/word/2018/wordml/cex" xmlns:w16cid="http://schemas.microsoft.com/office/word/2016/wordml/cid" xmlns:w16="http://schemas.microsoft.com/office/word/2018/wordml" xmlns:w16du="http://schemas.microsoft.com/office/word/2023/wordml/word16du" xmlns:w16sdtdh="http://schemas.microsoft.com/office/word/2020/wordml/sdtdatahash" xmlns:w16sdtfl="http://schemas.microsoft.com/office/word/2024/wordml/sdtformatlock" xmlns:w16se="http://schemas.microsoft.com/office/word/2015/wordml/symex" xmlns:wpg="http://schemas.microsoft.com/office/word/2010/wordprocessingGroup" xmlns:wpi="http://schemas.microsoft.com/office/word/2010/wordprocessingInk" xmlns:wne="http://schemas.microsoft.com/office/word/2006/wordml" xmlns:wps="http://schemas.microsoft.com/office/word/2010/wordprocessingShape" mc:Ignorable="w14 w15 w16se w16cid w16 w16cex w16sdtdh w16sdtfl w16du wp14">
   <w:p>
     <w:pPr>
       <w:spacing w:after="160" w:line="259" w:lineRule="auto"/>
@@ -2150,7 +2054,7 @@
 </file>
 
 <file path=word/numbering.xml><?xml version="1.0" encoding="utf-8"?>
-<w:numbering xmlns:wpc="http://schemas.microsoft.com/office/word/2010/wordprocessingCanvas" xmlns:cx="http://schemas.microsoft.com/office/drawing/2014/chartex" xmlns:cx1="http://schemas.microsoft.com/office/drawing/2015/9/8/chartex" xmlns:cx2="http://schemas.microsoft.com/office/drawing/2015/10/21/chartex" xmlns:cx3="http://schemas.microsoft.com/office/drawing/2016/5/9/chartex" xmlns:cx4="http://schemas.microsoft.com/office/drawing/2016/5/10/chartex" xmlns:cx5="http://schemas.microsoft.com/office/drawing/2016/5/11/chartex" xmlns:cx6="http://schemas.microsoft.com/office/drawing/2016/5/12/chartex" xmlns:cx7="http://schemas.microsoft.com/office/drawing/2016/5/13/chartex" xmlns:cx8="http://schemas.microsoft.com/office/drawing/2016/5/14/chartex" xmlns:mc="http://schemas.openxmlformats.org/markup-compatibility/2006" xmlns:aink="http://schemas.microsoft.com/office/drawing/2016/ink" xmlns:am3d="http://schemas.microsoft.com/office/drawing/2017/model3d" xmlns:o="urn:schemas-microsoft-com:office:office" xmlns:r="http://schemas.openxmlformats.org/officeDocument/2006/relationships" xmlns:m="http://schemas.openxmlformats.org/officeDocument/2006/math" xmlns:v="urn:schemas-microsoft-com:vml" xmlns:wp14="http://schemas.microsoft.com/office/word/2010/wordprocessingDrawing" xmlns:wp="http://schemas.openxmlformats.org/drawingml/2006/wordprocessingDrawing" xmlns:w10="urn:schemas-microsoft-com:office:word" xmlns:w="http://schemas.openxmlformats.org/wordprocessingml/2006/main" xmlns:w14="http://schemas.microsoft.com/office/word/2010/wordml" xmlns:w15="http://schemas.microsoft.com/office/word/2012/wordml" xmlns:w16cid="http://schemas.microsoft.com/office/word/2016/wordml/cid" xmlns:w16se="http://schemas.microsoft.com/office/word/2015/wordml/symex" xmlns:wpg="http://schemas.microsoft.com/office/word/2010/wordprocessingGroup" xmlns:wpi="http://schemas.microsoft.com/office/word/2010/wordprocessingInk" xmlns:wne="http://schemas.microsoft.com/office/word/2006/wordml" xmlns:wps="http://schemas.microsoft.com/office/word/2010/wordprocessingShape" mc:Ignorable="w14 w15 w16se w16cid wp14">
+<w:numbering xmlns:wpc="http://schemas.microsoft.com/office/word/2010/wordprocessingCanvas" xmlns:cx="http://schemas.microsoft.com/office/drawing/2014/chartex" xmlns:cx1="http://schemas.microsoft.com/office/drawing/2015/9/8/chartex" xmlns:cx2="http://schemas.microsoft.com/office/drawing/2015/10/21/chartex" xmlns:cx3="http://schemas.microsoft.com/office/drawing/2016/5/9/chartex" xmlns:cx4="http://schemas.microsoft.com/office/drawing/2016/5/10/chartex" xmlns:cx5="http://schemas.microsoft.com/office/drawing/2016/5/11/chartex" xmlns:cx6="http://schemas.microsoft.com/office/drawing/2016/5/12/chartex" xmlns:cx7="http://schemas.microsoft.com/office/drawing/2016/5/13/chartex" xmlns:cx8="http://schemas.microsoft.com/office/drawing/2016/5/14/chartex" xmlns:mc="http://schemas.openxmlformats.org/markup-compatibility/2006" xmlns:aink="http://schemas.microsoft.com/office/drawing/2016/ink" xmlns:am3d="http://schemas.microsoft.com/office/drawing/2017/model3d" xmlns:o="urn:schemas-microsoft-com:office:office" xmlns:oel="http://schemas.microsoft.com/office/2019/extlst" xmlns:r="http://schemas.openxmlformats.org/officeDocument/2006/relationships" xmlns:m="http://schemas.openxmlformats.org/officeDocument/2006/math" xmlns:v="urn:schemas-microsoft-com:vml" xmlns:wp14="http://schemas.microsoft.com/office/word/2010/wordprocessingDrawing" xmlns:wp="http://schemas.openxmlformats.org/drawingml/2006/wordprocessingDrawing" xmlns:w10="urn:schemas-microsoft-com:office:word" xmlns:w="http://schemas.openxmlformats.org/wordprocessingml/2006/main" xmlns:w14="http://schemas.microsoft.com/office/word/2010/wordml" xmlns:w15="http://schemas.microsoft.com/office/word/2012/wordml" xmlns:w16cex="http://schemas.microsoft.com/office/word/2018/wordml/cex" xmlns:w16cid="http://schemas.microsoft.com/office/word/2016/wordml/cid" xmlns:w16="http://schemas.microsoft.com/office/word/2018/wordml" xmlns:w16du="http://schemas.microsoft.com/office/word/2023/wordml/word16du" xmlns:w16sdtdh="http://schemas.microsoft.com/office/word/2020/wordml/sdtdatahash" xmlns:w16sdtfl="http://schemas.microsoft.com/office/word/2024/wordml/sdtformatlock" xmlns:w16se="http://schemas.microsoft.com/office/word/2015/wordml/symex" xmlns:wpg="http://schemas.microsoft.com/office/word/2010/wordprocessingGroup" xmlns:wpi="http://schemas.microsoft.com/office/word/2010/wordprocessingInk" xmlns:wne="http://schemas.microsoft.com/office/word/2006/wordml" xmlns:wps="http://schemas.microsoft.com/office/word/2010/wordprocessingShape" mc:Ignorable="w14 w15 w16se w16cid w16 w16cex w16sdtdh w16sdtfl w16du wp14">
   <w:abstractNum w:abstractNumId="0" w15:restartNumberingAfterBreak="0">
     <w:nsid w:val="00724029"/>
     <w:multiLevelType w:val="hybridMultilevel"/>
@@ -13392,171 +13296,179 @@
       </w:rPr>
     </w:lvl>
   </w:abstractNum>
-  <w:num w:numId="1">
+  <w:num w:numId="1" w16cid:durableId="179711072">
     <w:abstractNumId w:val="51"/>
   </w:num>
-  <w:num w:numId="2">
+  <w:num w:numId="2" w16cid:durableId="548147095">
     <w:abstractNumId w:val="22"/>
   </w:num>
-  <w:num w:numId="3">
+  <w:num w:numId="3" w16cid:durableId="1593270992">
     <w:abstractNumId w:val="18"/>
   </w:num>
-  <w:num w:numId="4">
+  <w:num w:numId="4" w16cid:durableId="567115610">
     <w:abstractNumId w:val="36"/>
   </w:num>
-  <w:num w:numId="5">
+  <w:num w:numId="5" w16cid:durableId="165705917">
     <w:abstractNumId w:val="14"/>
   </w:num>
-  <w:num w:numId="6">
+  <w:num w:numId="6" w16cid:durableId="363167196">
     <w:abstractNumId w:val="24"/>
   </w:num>
-  <w:num w:numId="7">
+  <w:num w:numId="7" w16cid:durableId="1533032144">
     <w:abstractNumId w:val="34"/>
   </w:num>
-  <w:num w:numId="8">
+  <w:num w:numId="8" w16cid:durableId="559755681">
     <w:abstractNumId w:val="50"/>
   </w:num>
-  <w:num w:numId="9">
+  <w:num w:numId="9" w16cid:durableId="536235639">
     <w:abstractNumId w:val="9"/>
   </w:num>
-  <w:num w:numId="10">
+  <w:num w:numId="10" w16cid:durableId="1619022161">
     <w:abstractNumId w:val="43"/>
   </w:num>
-  <w:num w:numId="11">
+  <w:num w:numId="11" w16cid:durableId="1395085031">
     <w:abstractNumId w:val="40"/>
   </w:num>
-  <w:num w:numId="12">
+  <w:num w:numId="12" w16cid:durableId="49774372">
     <w:abstractNumId w:val="6"/>
   </w:num>
-  <w:num w:numId="13">
+  <w:num w:numId="13" w16cid:durableId="1261452625">
     <w:abstractNumId w:val="5"/>
   </w:num>
-  <w:num w:numId="14">
+  <w:num w:numId="14" w16cid:durableId="1245801430">
     <w:abstractNumId w:val="37"/>
   </w:num>
-  <w:num w:numId="15">
+  <w:num w:numId="15" w16cid:durableId="1324747235">
     <w:abstractNumId w:val="48"/>
   </w:num>
-  <w:num w:numId="16">
+  <w:num w:numId="16" w16cid:durableId="1422487601">
     <w:abstractNumId w:val="7"/>
   </w:num>
-  <w:num w:numId="17">
+  <w:num w:numId="17" w16cid:durableId="1549149774">
     <w:abstractNumId w:val="26"/>
   </w:num>
-  <w:num w:numId="18">
+  <w:num w:numId="18" w16cid:durableId="69548767">
     <w:abstractNumId w:val="33"/>
   </w:num>
-  <w:num w:numId="19">
+  <w:num w:numId="19" w16cid:durableId="466630138">
     <w:abstractNumId w:val="45"/>
   </w:num>
-  <w:num w:numId="20">
+  <w:num w:numId="20" w16cid:durableId="1630939584">
     <w:abstractNumId w:val="16"/>
   </w:num>
-  <w:num w:numId="21">
+  <w:num w:numId="21" w16cid:durableId="1596665679">
     <w:abstractNumId w:val="41"/>
   </w:num>
-  <w:num w:numId="22">
+  <w:num w:numId="22" w16cid:durableId="466319468">
     <w:abstractNumId w:val="25"/>
   </w:num>
-  <w:num w:numId="23">
+  <w:num w:numId="23" w16cid:durableId="1348941597">
     <w:abstractNumId w:val="2"/>
   </w:num>
-  <w:num w:numId="24">
+  <w:num w:numId="24" w16cid:durableId="1667051691">
     <w:abstractNumId w:val="1"/>
   </w:num>
-  <w:num w:numId="25">
+  <w:num w:numId="25" w16cid:durableId="1055742615">
     <w:abstractNumId w:val="49"/>
   </w:num>
-  <w:num w:numId="26">
+  <w:num w:numId="26" w16cid:durableId="816075386">
     <w:abstractNumId w:val="4"/>
   </w:num>
-  <w:num w:numId="27">
+  <w:num w:numId="27" w16cid:durableId="403139011">
     <w:abstractNumId w:val="35"/>
   </w:num>
-  <w:num w:numId="28">
+  <w:num w:numId="28" w16cid:durableId="1808936609">
     <w:abstractNumId w:val="23"/>
   </w:num>
-  <w:num w:numId="29">
+  <w:num w:numId="29" w16cid:durableId="2091000448">
     <w:abstractNumId w:val="15"/>
   </w:num>
-  <w:num w:numId="30">
+  <w:num w:numId="30" w16cid:durableId="1292905074">
     <w:abstractNumId w:val="11"/>
   </w:num>
-  <w:num w:numId="31">
+  <w:num w:numId="31" w16cid:durableId="1742678580">
     <w:abstractNumId w:val="0"/>
   </w:num>
-  <w:num w:numId="32">
+  <w:num w:numId="32" w16cid:durableId="1485050909">
     <w:abstractNumId w:val="32"/>
   </w:num>
-  <w:num w:numId="33">
+  <w:num w:numId="33" w16cid:durableId="1058673124">
     <w:abstractNumId w:val="20"/>
   </w:num>
-  <w:num w:numId="34">
+  <w:num w:numId="34" w16cid:durableId="1294866600">
     <w:abstractNumId w:val="19"/>
   </w:num>
-  <w:num w:numId="35">
+  <w:num w:numId="35" w16cid:durableId="902135106">
     <w:abstractNumId w:val="17"/>
   </w:num>
-  <w:num w:numId="36">
+  <w:num w:numId="36" w16cid:durableId="2116825737">
     <w:abstractNumId w:val="42"/>
   </w:num>
-  <w:num w:numId="37">
+  <w:num w:numId="37" w16cid:durableId="1566451318">
     <w:abstractNumId w:val="46"/>
   </w:num>
-  <w:num w:numId="38">
+  <w:num w:numId="38" w16cid:durableId="868107006">
     <w:abstractNumId w:val="29"/>
   </w:num>
-  <w:num w:numId="39">
+  <w:num w:numId="39" w16cid:durableId="1424187221">
     <w:abstractNumId w:val="44"/>
   </w:num>
-  <w:num w:numId="40">
+  <w:num w:numId="40" w16cid:durableId="648637205">
     <w:abstractNumId w:val="31"/>
   </w:num>
-  <w:num w:numId="41">
+  <w:num w:numId="41" w16cid:durableId="550775997">
     <w:abstractNumId w:val="52"/>
   </w:num>
-  <w:num w:numId="42">
+  <w:num w:numId="42" w16cid:durableId="913588120">
     <w:abstractNumId w:val="13"/>
   </w:num>
-  <w:num w:numId="43">
+  <w:num w:numId="43" w16cid:durableId="1989897996">
     <w:abstractNumId w:val="28"/>
   </w:num>
-  <w:num w:numId="44">
+  <w:num w:numId="44" w16cid:durableId="1037435685">
     <w:abstractNumId w:val="30"/>
   </w:num>
-  <w:num w:numId="45">
+  <w:num w:numId="45" w16cid:durableId="784270342">
     <w:abstractNumId w:val="12"/>
   </w:num>
-  <w:num w:numId="46">
+  <w:num w:numId="46" w16cid:durableId="2050765600">
     <w:abstractNumId w:val="38"/>
   </w:num>
-  <w:num w:numId="47">
+  <w:num w:numId="47" w16cid:durableId="1107000456">
     <w:abstractNumId w:val="21"/>
   </w:num>
-  <w:num w:numId="48">
+  <w:num w:numId="48" w16cid:durableId="19622817">
     <w:abstractNumId w:val="47"/>
   </w:num>
-  <w:num w:numId="49">
+  <w:num w:numId="49" w16cid:durableId="554703685">
     <w:abstractNumId w:val="10"/>
   </w:num>
-  <w:num w:numId="50">
+  <w:num w:numId="50" w16cid:durableId="720248540">
     <w:abstractNumId w:val="3"/>
   </w:num>
-  <w:num w:numId="51">
+  <w:num w:numId="51" w16cid:durableId="194271480">
     <w:abstractNumId w:val="8"/>
   </w:num>
-  <w:num w:numId="52">
+  <w:num w:numId="52" w16cid:durableId="688260663">
     <w:abstractNumId w:val="39"/>
   </w:num>
-  <w:num w:numId="53">
+  <w:num w:numId="53" w16cid:durableId="229001196">
     <w:abstractNumId w:val="27"/>
   </w:num>
   <w:numIdMacAtCleanup w:val="53"/>
 </w:numbering>
 </file>
 
+<file path=word/people.xml><?xml version="1.0" encoding="utf-8"?>
+<w15:people xmlns:wpc="http://schemas.microsoft.com/office/word/2010/wordprocessingCanvas" xmlns:cx="http://schemas.microsoft.com/office/drawing/2014/chartex" xmlns:cx1="http://schemas.microsoft.com/office/drawing/2015/9/8/chartex" xmlns:cx2="http://schemas.microsoft.com/office/drawing/2015/10/21/chartex" xmlns:cx3="http://schemas.microsoft.com/office/drawing/2016/5/9/chartex" xmlns:cx4="http://schemas.microsoft.com/office/drawing/2016/5/10/chartex" xmlns:cx5="http://schemas.microsoft.com/office/drawing/2016/5/11/chartex" xmlns:cx6="http://schemas.microsoft.com/office/drawing/2016/5/12/chartex" xmlns:cx7="http://schemas.microsoft.com/office/drawing/2016/5/13/chartex" xmlns:cx8="http://schemas.microsoft.com/office/drawing/2016/5/14/chartex" xmlns:mc="http://schemas.openxmlformats.org/markup-compatibility/2006" xmlns:aink="http://schemas.microsoft.com/office/drawing/2016/ink" xmlns:am3d="http://schemas.microsoft.com/office/drawing/2017/model3d" xmlns:o="urn:schemas-microsoft-com:office:office" xmlns:oel="http://schemas.microsoft.com/office/2019/extlst" xmlns:r="http://schemas.openxmlformats.org/officeDocument/2006/relationships" xmlns:m="http://schemas.openxmlformats.org/officeDocument/2006/math" xmlns:v="urn:schemas-microsoft-com:vml" xmlns:wp14="http://schemas.microsoft.com/office/word/2010/wordprocessingDrawing" xmlns:wp="http://schemas.openxmlformats.org/drawingml/2006/wordprocessingDrawing" xmlns:w10="urn:schemas-microsoft-com:office:word" xmlns:w="http://schemas.openxmlformats.org/wordprocessingml/2006/main" xmlns:w14="http://schemas.microsoft.com/office/word/2010/wordml" xmlns:w15="http://schemas.microsoft.com/office/word/2012/wordml" xmlns:w16cex="http://schemas.microsoft.com/office/word/2018/wordml/cex" xmlns:w16cid="http://schemas.microsoft.com/office/word/2016/wordml/cid" xmlns:w16="http://schemas.microsoft.com/office/word/2018/wordml" xmlns:w16du="http://schemas.microsoft.com/office/word/2023/wordml/word16du" xmlns:w16sdtdh="http://schemas.microsoft.com/office/word/2020/wordml/sdtdatahash" xmlns:w16sdtfl="http://schemas.microsoft.com/office/word/2024/wordml/sdtformatlock" xmlns:w16se="http://schemas.microsoft.com/office/word/2015/wordml/symex" xmlns:wpg="http://schemas.microsoft.com/office/word/2010/wordprocessingGroup" xmlns:wpi="http://schemas.microsoft.com/office/word/2010/wordprocessingInk" xmlns:wne="http://schemas.microsoft.com/office/word/2006/wordml" xmlns:wps="http://schemas.microsoft.com/office/word/2010/wordprocessingShape" mc:Ignorable="w14 w15 w16se w16cid w16 w16cex w16sdtdh w16sdtfl w16du wp14">
+  <w15:person w15:author="Ary Budi Warsito">
+    <w15:presenceInfo w15:providerId="AD" w15:userId="S::ary@matanauniv.ac.id::88101048-d0b9-4b07-8854-2bd95af52431"/>
+  </w15:person>
+</w15:people>
+</file>
+
 <file path=word/styles.xml><?xml version="1.0" encoding="utf-8"?>
-<w:styles xmlns:mc="http://schemas.openxmlformats.org/markup-compatibility/2006" xmlns:r="http://schemas.openxmlformats.org/officeDocument/2006/relationships" xmlns:w="http://schemas.openxmlformats.org/wordprocessingml/2006/main" xmlns:w14="http://schemas.microsoft.com/office/word/2010/wordml" xmlns:w15="http://schemas.microsoft.com/office/word/2012/wordml" xmlns:w16cid="http://schemas.microsoft.com/office/word/2016/wordml/cid" xmlns:w16se="http://schemas.microsoft.com/office/word/2015/wordml/symex" mc:Ignorable="w14 w15 w16se w16cid">
+<w:styles xmlns:mc="http://schemas.openxmlformats.org/markup-compatibility/2006" xmlns:r="http://schemas.openxmlformats.org/officeDocument/2006/relationships" xmlns:w="http://schemas.openxmlformats.org/wordprocessingml/2006/main" xmlns:w14="http://schemas.microsoft.com/office/word/2010/wordml" xmlns:w15="http://schemas.microsoft.com/office/word/2012/wordml" xmlns:w16cex="http://schemas.microsoft.com/office/word/2018/wordml/cex" xmlns:w16cid="http://schemas.microsoft.com/office/word/2016/wordml/cid" xmlns:w16="http://schemas.microsoft.com/office/word/2018/wordml" xmlns:w16du="http://schemas.microsoft.com/office/word/2023/wordml/word16du" xmlns:w16sdtdh="http://schemas.microsoft.com/office/word/2020/wordml/sdtdatahash" xmlns:w16sdtfl="http://schemas.microsoft.com/office/word/2024/wordml/sdtformatlock" xmlns:w16se="http://schemas.microsoft.com/office/word/2015/wordml/symex" mc:Ignorable="w14 w15 w16se w16cid w16 w16cex w16sdtdh w16sdtfl w16du">
   <w:docDefaults>
     <w:rPrDefault>
       <w:rPr>
@@ -13574,7 +13486,7 @@
       </w:pPr>
     </w:pPrDefault>
   </w:docDefaults>
-  <w:latentStyles w:defLockedState="0" w:defUIPriority="99" w:defSemiHidden="0" w:defUnhideWhenUsed="0" w:defQFormat="0" w:count="375">
+  <w:latentStyles w:defLockedState="0" w:defUIPriority="99" w:defSemiHidden="0" w:defUnhideWhenUsed="0" w:defQFormat="0" w:count="376">
     <w:lsdException w:name="Normal" w:uiPriority="0" w:qFormat="1"/>
     <w:lsdException w:name="heading 1" w:uiPriority="9" w:qFormat="1"/>
     <w:lsdException w:name="heading 2" w:semiHidden="1" w:uiPriority="9" w:unhideWhenUsed="1" w:qFormat="1"/>
@@ -13950,6 +13862,7 @@
     <w:lsdException w:name="Smart Hyperlink" w:semiHidden="1" w:unhideWhenUsed="1"/>
     <w:lsdException w:name="Hashtag" w:semiHidden="1" w:unhideWhenUsed="1"/>
     <w:lsdException w:name="Unresolved Mention" w:semiHidden="1" w:unhideWhenUsed="1"/>
+    <w:lsdException w:name="Smart Link" w:semiHidden="1" w:unhideWhenUsed="1"/>
   </w:latentStyles>
   <w:style w:type="paragraph" w:default="1" w:styleId="Normal">
     <w:name w:val="Normal"/>
@@ -14308,6 +14221,78 @@
       <w:lang w:val="en-US" w:eastAsia="en-US" w:bidi="en-US"/>
     </w:rPr>
   </w:style>
+  <w:style w:type="character" w:styleId="CommentReference">
+    <w:name w:val="annotation reference"/>
+    <w:basedOn w:val="DefaultParagraphFont"/>
+    <w:uiPriority w:val="99"/>
+    <w:semiHidden/>
+    <w:unhideWhenUsed/>
+    <w:rsid w:val="00AC3579"/>
+    <w:rPr>
+      <w:sz w:val="16"/>
+      <w:szCs w:val="16"/>
+    </w:rPr>
+  </w:style>
+  <w:style w:type="paragraph" w:styleId="CommentText">
+    <w:name w:val="annotation text"/>
+    <w:basedOn w:val="Normal"/>
+    <w:link w:val="CommentTextChar"/>
+    <w:uiPriority w:val="99"/>
+    <w:unhideWhenUsed/>
+    <w:rsid w:val="00AC3579"/>
+    <w:pPr>
+      <w:spacing w:line="240" w:lineRule="auto"/>
+    </w:pPr>
+    <w:rPr>
+      <w:sz w:val="20"/>
+      <w:szCs w:val="20"/>
+    </w:rPr>
+  </w:style>
+  <w:style w:type="character" w:customStyle="1" w:styleId="CommentTextChar">
+    <w:name w:val="Comment Text Char"/>
+    <w:basedOn w:val="DefaultParagraphFont"/>
+    <w:link w:val="CommentText"/>
+    <w:uiPriority w:val="99"/>
+    <w:rsid w:val="00AC3579"/>
+    <w:rPr>
+      <w:rFonts w:ascii="Times New Roman" w:eastAsia="Times New Roman" w:hAnsi="Times New Roman" w:cs="Times New Roman"/>
+      <w:color w:val="000000"/>
+      <w:sz w:val="20"/>
+      <w:szCs w:val="20"/>
+      <w:lang w:val="en-US" w:eastAsia="en-US" w:bidi="en-US"/>
+    </w:rPr>
+  </w:style>
+  <w:style w:type="paragraph" w:styleId="CommentSubject">
+    <w:name w:val="annotation subject"/>
+    <w:basedOn w:val="CommentText"/>
+    <w:next w:val="CommentText"/>
+    <w:link w:val="CommentSubjectChar"/>
+    <w:uiPriority w:val="99"/>
+    <w:semiHidden/>
+    <w:unhideWhenUsed/>
+    <w:rsid w:val="00AC3579"/>
+    <w:rPr>
+      <w:b/>
+      <w:bCs/>
+    </w:rPr>
+  </w:style>
+  <w:style w:type="character" w:customStyle="1" w:styleId="CommentSubjectChar">
+    <w:name w:val="Comment Subject Char"/>
+    <w:basedOn w:val="CommentTextChar"/>
+    <w:link w:val="CommentSubject"/>
+    <w:uiPriority w:val="99"/>
+    <w:semiHidden/>
+    <w:rsid w:val="00AC3579"/>
+    <w:rPr>
+      <w:rFonts w:ascii="Times New Roman" w:eastAsia="Times New Roman" w:hAnsi="Times New Roman" w:cs="Times New Roman"/>
+      <w:b/>
+      <w:bCs/>
+      <w:color w:val="000000"/>
+      <w:sz w:val="20"/>
+      <w:szCs w:val="20"/>
+      <w:lang w:val="en-US" w:eastAsia="en-US" w:bidi="en-US"/>
+    </w:rPr>
+  </w:style>
 </w:styles>
 </file>
 
